--- a/lessons/6-8/downloads/6-8-notes-l1.docx
+++ b/lessons/6-8/downloads/6-8-notes-l1.docx
@@ -1191,6 +1191,468 @@
         </w:tc>
       </w:tr>
     </w:tbl>
+    <w:tbl>
+      <w:tblPr>
+        <w:tblW w:type="pct" w:w="100%"/>
+        <w:tblBorders>
+          <w:top w:val="none" w:color="FFFFFF" w:sz="0"/>
+          <w:left w:val="none" w:color="FFFFFF" w:sz="0"/>
+          <w:bottom w:val="single" w:color="C7D2DD" w:sz="4"/>
+          <w:right w:val="none" w:color="FFFFFF" w:sz="0"/>
+          <w:insideH w:val="none" w:color="FFFFFF" w:sz="0"/>
+          <w:insideV w:val="none" w:color="FFFFFF" w:sz="0"/>
+        </w:tblBorders>
+      </w:tblPr>
+      <w:tblGrid>
+        <w:gridCol w:w="1800"/>
+        <w:gridCol w:w="7560"/>
+      </w:tblGrid>
+      <w:tr>
+        <w:trPr>
+          <w:cantSplit/>
+        </w:trPr>
+        <w:tc>
+          <w:tcPr>
+            <w:tcW w:type="dxa" w:w="1800"/>
+            <w:tcMar>
+              <w:top w:type="dxa" w:w="100"/>
+              <w:left w:type="dxa" w:w="40"/>
+              <w:bottom w:type="dxa" w:w="100"/>
+              <w:right w:type="dxa" w:w="120"/>
+            </w:tcMar>
+            <w:vAlign w:val="center"/>
+          </w:tcPr>
+          <w:p>
+            <w:pPr>
+              <w:spacing w:after="0"/>
+              <w:jc w:val="center"/>
+            </w:pPr>
+            <w:r>
+              <w:drawing>
+                <wp:inline distT="0" distB="0" distL="0" distR="0">
+                  <wp:extent cx="1047750" cy="790575"/>
+                  <wp:effectExtent t="0" r="0" b="0" l="0"/>
+                  <wp:docPr id="1" name="" descr="" title=""/>
+                  <wp:cNvGraphicFramePr>
+                    <a:graphicFrameLocks xmlns:a="http://schemas.openxmlformats.org/drawingml/2006/main" noChangeAspect="1"/>
+                  </wp:cNvGraphicFramePr>
+                  <a:graphic xmlns:a="http://schemas.openxmlformats.org/drawingml/2006/main">
+                    <a:graphicData uri="http://schemas.openxmlformats.org/drawingml/2006/picture">
+                      <pic:pic xmlns:pic="http://schemas.openxmlformats.org/drawingml/2006/picture">
+                        <pic:nvPicPr>
+                          <pic:cNvPr id="0" name="" descr=""/>
+                          <pic:cNvPicPr>
+                            <a:picLocks noChangeAspect="1" noChangeArrowheads="1"/>
+                          </pic:cNvPicPr>
+                        </pic:nvPicPr>
+                        <pic:blipFill>
+                          <a:blip r:embed="rId14" cstate="none"/>
+                          <a:srcRect/>
+                          <a:stretch>
+                            <a:fillRect/>
+                          </a:stretch>
+                        </pic:blipFill>
+                        <pic:spPr bwMode="auto">
+                          <a:xfrm>
+                            <a:off x="0" y="0"/>
+                            <a:ext cx="1047750" cy="790575"/>
+                          </a:xfrm>
+                          <a:prstGeom prst="rect">
+                            <a:avLst/>
+                          </a:prstGeom>
+                        </pic:spPr>
+                      </pic:pic>
+                    </a:graphicData>
+                  </a:graphic>
+                </wp:inline>
+              </w:drawing>
+            </w:r>
+          </w:p>
+        </w:tc>
+        <w:tc>
+          <w:tcPr>
+            <w:tcW w:type="dxa" w:w="7560"/>
+            <w:tcMar>
+              <w:top w:type="dxa" w:w="100"/>
+              <w:left w:type="dxa" w:w="40"/>
+              <w:bottom w:type="dxa" w:w="100"/>
+              <w:right w:type="dxa" w:w="40"/>
+            </w:tcMar>
+            <w:vAlign w:val="center"/>
+          </w:tcPr>
+          <w:p>
+            <w:pPr>
+              <w:spacing w:after="50"/>
+            </w:pPr>
+            <w:r>
+              <w:rPr>
+                <w:b/>
+                <w:bCs/>
+                <w:color w:val="12355B"/>
+                <w:sz w:val="24"/>
+                <w:szCs w:val="24"/>
+              </w:rPr>
+              <w:t xml:space="preserve">Equivalent expressions</w:t>
+            </w:r>
+            <w:r>
+              <w:rPr>
+                <w:i/>
+                <w:iCs/>
+                <w:color w:val="5F6F80"/>
+                <w:sz w:val="19"/>
+                <w:szCs w:val="19"/>
+              </w:rPr>
+              <w:t xml:space="preserve">   Expresiones equivalentes</w:t>
+            </w:r>
+          </w:p>
+          <w:p>
+            <w:pPr>
+              <w:spacing w:after="40"/>
+            </w:pPr>
+            <w:r>
+              <w:rPr>
+                <w:sz w:val="21"/>
+                <w:szCs w:val="21"/>
+              </w:rPr>
+              <w:t xml:space="preserve">Expressions that have the same value for every value of the variable.</w:t>
+            </w:r>
+          </w:p>
+          <w:p>
+            <w:pPr>
+              <w:spacing w:after="0"/>
+            </w:pPr>
+            <w:r>
+              <w:rPr>
+                <w:b/>
+                <w:bCs/>
+                <w:color w:val="1FA6A2"/>
+                <w:sz w:val="18"/>
+                <w:szCs w:val="18"/>
+              </w:rPr>
+              <w:t xml:space="preserve">Example:  </w:t>
+            </w:r>
+            <w:r>
+              <w:rPr>
+                <w:i/>
+                <w:iCs/>
+                <w:color w:val="5F6F80"/>
+                <w:sz w:val="18"/>
+                <w:szCs w:val="18"/>
+              </w:rPr>
+              <w:t xml:space="preserve">6(y + 3) + 9y = 15y + 18</w:t>
+            </w:r>
+          </w:p>
+        </w:tc>
+      </w:tr>
+    </w:tbl>
+    <w:tbl>
+      <w:tblPr>
+        <w:tblW w:type="pct" w:w="100%"/>
+        <w:tblBorders>
+          <w:top w:val="none" w:color="FFFFFF" w:sz="0"/>
+          <w:left w:val="none" w:color="FFFFFF" w:sz="0"/>
+          <w:bottom w:val="single" w:color="C7D2DD" w:sz="4"/>
+          <w:right w:val="none" w:color="FFFFFF" w:sz="0"/>
+          <w:insideH w:val="none" w:color="FFFFFF" w:sz="0"/>
+          <w:insideV w:val="none" w:color="FFFFFF" w:sz="0"/>
+        </w:tblBorders>
+      </w:tblPr>
+      <w:tblGrid>
+        <w:gridCol w:w="1800"/>
+        <w:gridCol w:w="7560"/>
+      </w:tblGrid>
+      <w:tr>
+        <w:trPr>
+          <w:cantSplit/>
+        </w:trPr>
+        <w:tc>
+          <w:tcPr>
+            <w:tcW w:type="dxa" w:w="1800"/>
+            <w:tcMar>
+              <w:top w:type="dxa" w:w="100"/>
+              <w:left w:type="dxa" w:w="40"/>
+              <w:bottom w:type="dxa" w:w="100"/>
+              <w:right w:type="dxa" w:w="120"/>
+            </w:tcMar>
+            <w:vAlign w:val="center"/>
+          </w:tcPr>
+          <w:p>
+            <w:pPr>
+              <w:spacing w:after="0"/>
+              <w:jc w:val="center"/>
+            </w:pPr>
+            <w:r>
+              <w:drawing>
+                <wp:inline distT="0" distB="0" distL="0" distR="0">
+                  <wp:extent cx="1047750" cy="790575"/>
+                  <wp:effectExtent t="0" r="0" b="0" l="0"/>
+                  <wp:docPr id="1" name="" descr="" title=""/>
+                  <wp:cNvGraphicFramePr>
+                    <a:graphicFrameLocks xmlns:a="http://schemas.openxmlformats.org/drawingml/2006/main" noChangeAspect="1"/>
+                  </wp:cNvGraphicFramePr>
+                  <a:graphic xmlns:a="http://schemas.openxmlformats.org/drawingml/2006/main">
+                    <a:graphicData uri="http://schemas.openxmlformats.org/drawingml/2006/picture">
+                      <pic:pic xmlns:pic="http://schemas.openxmlformats.org/drawingml/2006/picture">
+                        <pic:nvPicPr>
+                          <pic:cNvPr id="0" name="" descr=""/>
+                          <pic:cNvPicPr>
+                            <a:picLocks noChangeAspect="1" noChangeArrowheads="1"/>
+                          </pic:cNvPicPr>
+                        </pic:nvPicPr>
+                        <pic:blipFill>
+                          <a:blip r:embed="rId14" cstate="none"/>
+                          <a:srcRect/>
+                          <a:stretch>
+                            <a:fillRect/>
+                          </a:stretch>
+                        </pic:blipFill>
+                        <pic:spPr bwMode="auto">
+                          <a:xfrm>
+                            <a:off x="0" y="0"/>
+                            <a:ext cx="1047750" cy="790575"/>
+                          </a:xfrm>
+                          <a:prstGeom prst="rect">
+                            <a:avLst/>
+                          </a:prstGeom>
+                        </pic:spPr>
+                      </pic:pic>
+                    </a:graphicData>
+                  </a:graphic>
+                </wp:inline>
+              </w:drawing>
+            </w:r>
+          </w:p>
+        </w:tc>
+        <w:tc>
+          <w:tcPr>
+            <w:tcW w:type="dxa" w:w="7560"/>
+            <w:tcMar>
+              <w:top w:type="dxa" w:w="100"/>
+              <w:left w:type="dxa" w:w="40"/>
+              <w:bottom w:type="dxa" w:w="100"/>
+              <w:right w:type="dxa" w:w="40"/>
+            </w:tcMar>
+            <w:vAlign w:val="center"/>
+          </w:tcPr>
+          <w:p>
+            <w:pPr>
+              <w:spacing w:after="50"/>
+            </w:pPr>
+            <w:r>
+              <w:rPr>
+                <w:b/>
+                <w:bCs/>
+                <w:color w:val="12355B"/>
+                <w:sz w:val="24"/>
+                <w:szCs w:val="24"/>
+              </w:rPr>
+              <w:t xml:space="preserve">Expand</w:t>
+            </w:r>
+            <w:r>
+              <w:rPr>
+                <w:i/>
+                <w:iCs/>
+                <w:color w:val="5F6F80"/>
+                <w:sz w:val="19"/>
+                <w:szCs w:val="19"/>
+              </w:rPr>
+              <w:t xml:space="preserve">   Desarrollar</w:t>
+            </w:r>
+          </w:p>
+          <w:p>
+            <w:pPr>
+              <w:spacing w:after="40"/>
+            </w:pPr>
+            <w:r>
+              <w:rPr>
+                <w:sz w:val="21"/>
+                <w:szCs w:val="21"/>
+              </w:rPr>
+              <w:t xml:space="preserve">Multiply out an expression to remove the parentheses.</w:t>
+            </w:r>
+          </w:p>
+          <w:p>
+            <w:pPr>
+              <w:spacing w:after="0"/>
+            </w:pPr>
+            <w:r>
+              <w:rPr>
+                <w:b/>
+                <w:bCs/>
+                <w:color w:val="1FA6A2"/>
+                <w:sz w:val="18"/>
+                <w:szCs w:val="18"/>
+              </w:rPr>
+              <w:t xml:space="preserve">Example:  </w:t>
+            </w:r>
+            <w:r>
+              <w:rPr>
+                <w:i/>
+                <w:iCs/>
+                <w:color w:val="5F6F80"/>
+                <w:sz w:val="18"/>
+                <w:szCs w:val="18"/>
+              </w:rPr>
+              <w:t xml:space="preserve">6(3x + 4) = 18x + 24</w:t>
+            </w:r>
+          </w:p>
+        </w:tc>
+      </w:tr>
+    </w:tbl>
+    <w:tbl>
+      <w:tblPr>
+        <w:tblW w:type="pct" w:w="100%"/>
+        <w:tblBorders>
+          <w:top w:val="none" w:color="FFFFFF" w:sz="0"/>
+          <w:left w:val="none" w:color="FFFFFF" w:sz="0"/>
+          <w:bottom w:val="single" w:color="C7D2DD" w:sz="4"/>
+          <w:right w:val="none" w:color="FFFFFF" w:sz="0"/>
+          <w:insideH w:val="none" w:color="FFFFFF" w:sz="0"/>
+          <w:insideV w:val="none" w:color="FFFFFF" w:sz="0"/>
+        </w:tblBorders>
+      </w:tblPr>
+      <w:tblGrid>
+        <w:gridCol w:w="1800"/>
+        <w:gridCol w:w="7560"/>
+      </w:tblGrid>
+      <w:tr>
+        <w:trPr>
+          <w:cantSplit/>
+        </w:trPr>
+        <w:tc>
+          <w:tcPr>
+            <w:tcW w:type="dxa" w:w="1800"/>
+            <w:tcMar>
+              <w:top w:type="dxa" w:w="100"/>
+              <w:left w:type="dxa" w:w="40"/>
+              <w:bottom w:type="dxa" w:w="100"/>
+              <w:right w:type="dxa" w:w="120"/>
+            </w:tcMar>
+            <w:vAlign w:val="center"/>
+          </w:tcPr>
+          <w:p>
+            <w:pPr>
+              <w:spacing w:after="0"/>
+              <w:jc w:val="center"/>
+            </w:pPr>
+            <w:r>
+              <w:drawing>
+                <wp:inline distT="0" distB="0" distL="0" distR="0">
+                  <wp:extent cx="1047750" cy="790575"/>
+                  <wp:effectExtent t="0" r="0" b="0" l="0"/>
+                  <wp:docPr id="1" name="" descr="" title=""/>
+                  <wp:cNvGraphicFramePr>
+                    <a:graphicFrameLocks xmlns:a="http://schemas.openxmlformats.org/drawingml/2006/main" noChangeAspect="1"/>
+                  </wp:cNvGraphicFramePr>
+                  <a:graphic xmlns:a="http://schemas.openxmlformats.org/drawingml/2006/main">
+                    <a:graphicData uri="http://schemas.openxmlformats.org/drawingml/2006/picture">
+                      <pic:pic xmlns:pic="http://schemas.openxmlformats.org/drawingml/2006/picture">
+                        <pic:nvPicPr>
+                          <pic:cNvPr id="0" name="" descr=""/>
+                          <pic:cNvPicPr>
+                            <a:picLocks noChangeAspect="1" noChangeArrowheads="1"/>
+                          </pic:cNvPicPr>
+                        </pic:nvPicPr>
+                        <pic:blipFill>
+                          <a:blip r:embed="rId14" cstate="none"/>
+                          <a:srcRect/>
+                          <a:stretch>
+                            <a:fillRect/>
+                          </a:stretch>
+                        </pic:blipFill>
+                        <pic:spPr bwMode="auto">
+                          <a:xfrm>
+                            <a:off x="0" y="0"/>
+                            <a:ext cx="1047750" cy="790575"/>
+                          </a:xfrm>
+                          <a:prstGeom prst="rect">
+                            <a:avLst/>
+                          </a:prstGeom>
+                        </pic:spPr>
+                      </pic:pic>
+                    </a:graphicData>
+                  </a:graphic>
+                </wp:inline>
+              </w:drawing>
+            </w:r>
+          </w:p>
+        </w:tc>
+        <w:tc>
+          <w:tcPr>
+            <w:tcW w:type="dxa" w:w="7560"/>
+            <w:tcMar>
+              <w:top w:type="dxa" w:w="100"/>
+              <w:left w:type="dxa" w:w="40"/>
+              <w:bottom w:type="dxa" w:w="100"/>
+              <w:right w:type="dxa" w:w="40"/>
+            </w:tcMar>
+            <w:vAlign w:val="center"/>
+          </w:tcPr>
+          <w:p>
+            <w:pPr>
+              <w:spacing w:after="50"/>
+            </w:pPr>
+            <w:r>
+              <w:rPr>
+                <w:b/>
+                <w:bCs/>
+                <w:color w:val="12355B"/>
+                <w:sz w:val="24"/>
+                <w:szCs w:val="24"/>
+              </w:rPr>
+              <w:t xml:space="preserve">Factor an expression</w:t>
+            </w:r>
+            <w:r>
+              <w:rPr>
+                <w:i/>
+                <w:iCs/>
+                <w:color w:val="5F6F80"/>
+                <w:sz w:val="19"/>
+                <w:szCs w:val="19"/>
+              </w:rPr>
+              <w:t xml:space="preserve">   Factorizar una expresión</w:t>
+            </w:r>
+          </w:p>
+          <w:p>
+            <w:pPr>
+              <w:spacing w:after="40"/>
+            </w:pPr>
+            <w:r>
+              <w:rPr>
+                <w:sz w:val="21"/>
+                <w:szCs w:val="21"/>
+              </w:rPr>
+              <w:t xml:space="preserve">Pull a shared factor outside parentheses.</w:t>
+            </w:r>
+          </w:p>
+          <w:p>
+            <w:pPr>
+              <w:spacing w:after="0"/>
+            </w:pPr>
+            <w:r>
+              <w:rPr>
+                <w:b/>
+                <w:bCs/>
+                <w:color w:val="1FA6A2"/>
+                <w:sz w:val="18"/>
+                <w:szCs w:val="18"/>
+              </w:rPr>
+              <w:t xml:space="preserve">Example:  </w:t>
+            </w:r>
+            <w:r>
+              <w:rPr>
+                <w:i/>
+                <w:iCs/>
+                <w:color w:val="5F6F80"/>
+                <w:sz w:val="18"/>
+                <w:szCs w:val="18"/>
+              </w:rPr>
+              <w:t xml:space="preserve">18x + 24 = 6(3x + 4)</w:t>
+            </w:r>
+          </w:p>
+        </w:tc>
+      </w:tr>
+    </w:tbl>
     <w:p>
       <w:pPr>
         <w:pStyle w:val="Heading1"/>
@@ -1279,7 +1741,7 @@
                 <w:sz w:val="21"/>
                 <w:szCs w:val="21"/>
               </w:rPr>
-              <w:t xml:space="preserve">Properties of Operations      •      Commutative Property      •      Associative Property      •      Identity Property      •      Property      •      Distributive Property</w:t>
+              <w:t xml:space="preserve">Properties of Operations      •      Commutative Property      •      Associative Property      •      Identity Property      •      Property      •      Distributive Property      •      Equivalent expressions      •      Expand      •      Factor an expression</w:t>
             </w:r>
           </w:p>
         </w:tc>
@@ -1499,6 +1961,117 @@
           <w:szCs w:val="22"/>
         </w:rPr>
         <w:t xml:space="preserve">The rule that lets you multiply a number across a sum, like a(b + c) = a × b + a × c, is the </w:t>
+      </w:r>
+      <w:r>
+        <w:rPr>
+          <w:sz w:val="22"/>
+          <w:szCs w:val="22"/>
+        </w:rPr>
+        <w:t xml:space="preserve">________________</w:t>
+      </w:r>
+      <w:r>
+        <w:rPr>
+          <w:sz w:val="22"/>
+          <w:szCs w:val="22"/>
+        </w:rPr>
+        <w:t xml:space="preserve">.</w:t>
+      </w:r>
+    </w:p>
+    <w:p>
+      <w:pPr>
+        <w:keepLines/>
+        <w:spacing w:after="260" w:before="200"/>
+      </w:pPr>
+      <w:r>
+        <w:rPr>
+          <w:b/>
+          <w:bCs/>
+          <w:color w:val="12355B"/>
+          <w:sz w:val="22"/>
+          <w:szCs w:val="22"/>
+        </w:rPr>
+        <w:t xml:space="preserve">7.  </w:t>
+      </w:r>
+      <w:r>
+        <w:rPr>
+          <w:sz w:val="22"/>
+          <w:szCs w:val="22"/>
+        </w:rPr>
+        <w:t xml:space="preserve">Expressions that always have the same value are </w:t>
+      </w:r>
+      <w:r>
+        <w:rPr>
+          <w:sz w:val="22"/>
+          <w:szCs w:val="22"/>
+        </w:rPr>
+        <w:t xml:space="preserve">________________</w:t>
+      </w:r>
+      <w:r>
+        <w:rPr>
+          <w:sz w:val="22"/>
+          <w:szCs w:val="22"/>
+        </w:rPr>
+        <w:t xml:space="preserve">.</w:t>
+      </w:r>
+    </w:p>
+    <w:p>
+      <w:pPr>
+        <w:keepLines/>
+        <w:spacing w:after="260" w:before="200"/>
+      </w:pPr>
+      <w:r>
+        <w:rPr>
+          <w:b/>
+          <w:bCs/>
+          <w:color w:val="12355B"/>
+          <w:sz w:val="22"/>
+          <w:szCs w:val="22"/>
+        </w:rPr>
+        <w:t xml:space="preserve">8.  </w:t>
+      </w:r>
+      <w:r>
+        <w:rPr>
+          <w:sz w:val="22"/>
+          <w:szCs w:val="22"/>
+        </w:rPr>
+        <w:t xml:space="preserve">Writing 6(3x + 4) as 18x + 24 is called </w:t>
+      </w:r>
+      <w:r>
+        <w:rPr>
+          <w:sz w:val="22"/>
+          <w:szCs w:val="22"/>
+        </w:rPr>
+        <w:t xml:space="preserve">________________</w:t>
+      </w:r>
+      <w:r>
+        <w:rPr>
+          <w:sz w:val="22"/>
+          <w:szCs w:val="22"/>
+        </w:rPr>
+        <w:t xml:space="preserve"> the expression.</w:t>
+      </w:r>
+    </w:p>
+    <w:p>
+      <w:pPr>
+        <w:keepLines/>
+        <w:spacing w:after="260" w:before="200"/>
+      </w:pPr>
+      <w:r>
+        <w:rPr>
+          <w:b/>
+          <w:bCs/>
+          <w:color w:val="12355B"/>
+          <w:sz w:val="22"/>
+          <w:szCs w:val="22"/>
+        </w:rPr>
+        <w:t xml:space="preserve">9.  </w:t>
+      </w:r>
+      <w:r>
+        <w:rPr>
+          <w:sz w:val="22"/>
+          <w:szCs w:val="22"/>
+        </w:rPr>
+        <w:t xml:space="preserve">Writing 18x + 24 as 6(3x + 4) is called </w:t>
       </w:r>
       <w:r>
         <w:rPr>
@@ -2750,7 +3323,7 @@
           <w:sz w:val="20"/>
           <w:szCs w:val="20"/>
         </w:rPr>
-        <w:t xml:space="preserve">A)  Associative Property</w:t>
+        <w:t xml:space="preserve">A)  Commutative Property</w:t>
       </w:r>
     </w:p>
     <w:p>
@@ -2763,7 +3336,7 @@
           <w:sz w:val="20"/>
           <w:szCs w:val="20"/>
         </w:rPr>
-        <w:t xml:space="preserve">B)  Commutative Property</w:t>
+        <w:t xml:space="preserve">B)  Identity Property</w:t>
       </w:r>
     </w:p>
     <w:p>
@@ -2776,7 +3349,7 @@
           <w:sz w:val="20"/>
           <w:szCs w:val="20"/>
         </w:rPr>
-        <w:t xml:space="preserve">C)  Identity Property</w:t>
+        <w:t xml:space="preserve">C)  Associative Property</w:t>
       </w:r>
     </w:p>
     <w:p>
@@ -3519,7 +4092,7 @@
           <w:sz w:val="20"/>
           <w:szCs w:val="20"/>
         </w:rPr>
-        <w:t xml:space="preserve">A)  Identity Property</w:t>
+        <w:t xml:space="preserve">A)  Commutative Property</w:t>
       </w:r>
     </w:p>
     <w:p>
@@ -3532,7 +4105,7 @@
           <w:sz w:val="20"/>
           <w:szCs w:val="20"/>
         </w:rPr>
-        <w:t xml:space="preserve">B)  Commutative Property</w:t>
+        <w:t xml:space="preserve">B)  Associative Property</w:t>
       </w:r>
     </w:p>
     <w:p>
@@ -3545,7 +4118,7 @@
           <w:sz w:val="20"/>
           <w:szCs w:val="20"/>
         </w:rPr>
-        <w:t xml:space="preserve">C)  Associative Property</w:t>
+        <w:t xml:space="preserve">C)  Distributive Property</w:t>
       </w:r>
     </w:p>
     <w:p>
@@ -3558,7 +4131,7 @@
           <w:sz w:val="20"/>
           <w:szCs w:val="20"/>
         </w:rPr>
-        <w:t xml:space="preserve">D)  Distributive Property</w:t>
+        <w:t xml:space="preserve">D)  Identity Property</w:t>
       </w:r>
     </w:p>
     <w:p>
@@ -3649,7 +4222,7 @@
           <w:sz w:val="20"/>
           <w:szCs w:val="20"/>
         </w:rPr>
-        <w:t xml:space="preserve">A)  Commutative Property</w:t>
+        <w:t xml:space="preserve">A)  Associative Property</w:t>
       </w:r>
     </w:p>
     <w:p>
@@ -3662,7 +4235,7 @@
           <w:sz w:val="20"/>
           <w:szCs w:val="20"/>
         </w:rPr>
-        <w:t xml:space="preserve">B)  Associative Property</w:t>
+        <w:t xml:space="preserve">B)  Identity Property</w:t>
       </w:r>
     </w:p>
     <w:p>
@@ -3675,7 +4248,7 @@
           <w:sz w:val="20"/>
           <w:szCs w:val="20"/>
         </w:rPr>
-        <w:t xml:space="preserve">C)  Identity Property</w:t>
+        <w:t xml:space="preserve">C)  Distributive Property</w:t>
       </w:r>
     </w:p>
     <w:p>
@@ -3688,7 +4261,7 @@
           <w:sz w:val="20"/>
           <w:szCs w:val="20"/>
         </w:rPr>
-        <w:t xml:space="preserve">D)  Distributive Property</w:t>
+        <w:t xml:space="preserve">D)  Commutative Property</w:t>
       </w:r>
     </w:p>
     <w:p>
@@ -3812,7 +4385,7 @@
           <w:sz w:val="21"/>
           <w:szCs w:val="21"/>
         </w:rPr>
-        <w:t xml:space="preserve">A)  Associative Property</w:t>
+        <w:t xml:space="preserve">A)  Commutative Property</w:t>
       </w:r>
     </w:p>
     <w:p>
@@ -3825,7 +4398,7 @@
           <w:sz w:val="21"/>
           <w:szCs w:val="21"/>
         </w:rPr>
-        <w:t xml:space="preserve">B)  Commutative Property</w:t>
+        <w:t xml:space="preserve">B)  Identity Property</w:t>
       </w:r>
     </w:p>
     <w:p>
@@ -3838,7 +4411,7 @@
           <w:sz w:val="21"/>
           <w:szCs w:val="21"/>
         </w:rPr>
-        <w:t xml:space="preserve">C)  Identity Property</w:t>
+        <w:t xml:space="preserve">C)  Associative Property</w:t>
       </w:r>
     </w:p>
     <w:p>

--- a/lessons/6-8/downloads/6-8-notes-l1.docx
+++ b/lessons/6-8/downloads/6-8-notes-l1.docx
@@ -264,49 +264,269 @@
           <w:sz w:val="19"/>
           <w:szCs w:val="19"/>
         </w:rPr>
-        <w:t xml:space="preserve">Look at the picture, read the word, then read what it means.</w:t>
+        <w:t xml:space="preserve">Review each concept term, definition, non-example, and visual clue.</w:t>
       </w:r>
     </w:p>
     <w:tbl>
       <w:tblPr>
-        <w:tblW w:type="pct" w:w="100%"/>
+        <w:tblW w:type="dxa" w:w="9360"/>
         <w:tblBorders>
-          <w:top w:val="none" w:color="FFFFFF" w:sz="0"/>
-          <w:left w:val="none" w:color="FFFFFF" w:sz="0"/>
-          <w:bottom w:val="single" w:color="C7D2DD" w:sz="4"/>
-          <w:right w:val="none" w:color="FFFFFF" w:sz="0"/>
-          <w:insideH w:val="none" w:color="FFFFFF" w:sz="0"/>
-          <w:insideV w:val="none" w:color="FFFFFF" w:sz="0"/>
+          <w:top w:val="single" w:color="C7D2DD" w:sz="6"/>
+          <w:left w:val="single" w:color="C7D2DD" w:sz="6"/>
+          <w:bottom w:val="single" w:color="C7D2DD" w:sz="6"/>
+          <w:right w:val="single" w:color="C7D2DD" w:sz="6"/>
+          <w:insideH w:val="single" w:color="C7D2DD" w:sz="6"/>
+          <w:insideV w:val="single" w:color="C7D2DD" w:sz="6"/>
         </w:tblBorders>
       </w:tblPr>
       <w:tblGrid>
         <w:gridCol w:w="1800"/>
-        <w:gridCol w:w="7560"/>
+        <w:gridCol w:w="3160"/>
+        <w:gridCol w:w="2200"/>
+        <w:gridCol w:w="2200"/>
       </w:tblGrid>
       <w:tr>
         <w:trPr>
           <w:cantSplit/>
+          <w:tblHeader/>
         </w:trPr>
         <w:tc>
           <w:tcPr>
             <w:tcW w:type="dxa" w:w="1800"/>
-            <w:tcMar>
-              <w:top w:type="dxa" w:w="100"/>
-              <w:left w:type="dxa" w:w="40"/>
-              <w:bottom w:type="dxa" w:w="100"/>
-              <w:right w:type="dxa" w:w="120"/>
-            </w:tcMar>
-            <w:vAlign w:val="center"/>
+            <w:shd w:fill="EEF4F8" w:color="auto" w:val="clear"/>
+            <w:tcMar>
+              <w:top w:type="dxa" w:w="80"/>
+              <w:left w:type="dxa" w:w="100"/>
+              <w:bottom w:type="dxa" w:w="80"/>
+              <w:right w:type="dxa" w:w="100"/>
+            </w:tcMar>
           </w:tcPr>
           <w:p>
             <w:pPr>
               <w:spacing w:after="0"/>
+            </w:pPr>
+            <w:r>
+              <w:rPr>
+                <w:b/>
+                <w:bCs/>
+                <w:color w:val="12355B"/>
+                <w:sz w:val="19"/>
+                <w:szCs w:val="19"/>
+              </w:rPr>
+              <w:t xml:space="preserve">Concept Term</w:t>
+            </w:r>
+          </w:p>
+        </w:tc>
+        <w:tc>
+          <w:tcPr>
+            <w:tcW w:type="dxa" w:w="3160"/>
+            <w:shd w:fill="EEF4F8" w:color="auto" w:val="clear"/>
+            <w:tcMar>
+              <w:top w:type="dxa" w:w="80"/>
+              <w:left w:type="dxa" w:w="100"/>
+              <w:bottom w:type="dxa" w:w="80"/>
+              <w:right w:type="dxa" w:w="100"/>
+            </w:tcMar>
+          </w:tcPr>
+          <w:p>
+            <w:pPr>
+              <w:spacing w:after="0"/>
+            </w:pPr>
+            <w:r>
+              <w:rPr>
+                <w:b/>
+                <w:bCs/>
+                <w:color w:val="12355B"/>
+                <w:sz w:val="19"/>
+                <w:szCs w:val="19"/>
+              </w:rPr>
+              <w:t xml:space="preserve">Student-Friendly Definition</w:t>
+            </w:r>
+          </w:p>
+        </w:tc>
+        <w:tc>
+          <w:tcPr>
+            <w:tcW w:type="dxa" w:w="2200"/>
+            <w:shd w:fill="EEF4F8" w:color="auto" w:val="clear"/>
+            <w:tcMar>
+              <w:top w:type="dxa" w:w="80"/>
+              <w:left w:type="dxa" w:w="100"/>
+              <w:bottom w:type="dxa" w:w="80"/>
+              <w:right w:type="dxa" w:w="100"/>
+            </w:tcMar>
+          </w:tcPr>
+          <w:p>
+            <w:pPr>
+              <w:spacing w:after="0"/>
+            </w:pPr>
+            <w:r>
+              <w:rPr>
+                <w:b/>
+                <w:bCs/>
+                <w:color w:val="12355B"/>
+                <w:sz w:val="19"/>
+                <w:szCs w:val="19"/>
+              </w:rPr>
+              <w:t xml:space="preserve">Non-Example</w:t>
+            </w:r>
+          </w:p>
+        </w:tc>
+        <w:tc>
+          <w:tcPr>
+            <w:tcW w:type="dxa" w:w="2200"/>
+            <w:shd w:fill="EEF4F8" w:color="auto" w:val="clear"/>
+            <w:tcMar>
+              <w:top w:type="dxa" w:w="80"/>
+              <w:left w:type="dxa" w:w="100"/>
+              <w:bottom w:type="dxa" w:w="80"/>
+              <w:right w:type="dxa" w:w="100"/>
+            </w:tcMar>
+          </w:tcPr>
+          <w:p>
+            <w:pPr>
+              <w:spacing w:after="0"/>
+            </w:pPr>
+            <w:r>
+              <w:rPr>
+                <w:b/>
+                <w:bCs/>
+                <w:color w:val="12355B"/>
+                <w:sz w:val="19"/>
+                <w:szCs w:val="19"/>
+              </w:rPr>
+              <w:t xml:space="preserve">Visual Clue</w:t>
+            </w:r>
+          </w:p>
+        </w:tc>
+      </w:tr>
+      <w:tr>
+        <w:trPr>
+          <w:cantSplit/>
+        </w:trPr>
+        <w:tc>
+          <w:tcPr>
+            <w:tcW w:type="dxa" w:w="1800"/>
+            <w:tcMar>
+              <w:top w:type="dxa" w:w="80"/>
+              <w:left w:type="dxa" w:w="100"/>
+              <w:bottom w:type="dxa" w:w="80"/>
+              <w:right w:type="dxa" w:w="100"/>
+            </w:tcMar>
+            <w:vAlign w:val="top"/>
+          </w:tcPr>
+          <w:p>
+            <w:pPr>
+              <w:spacing w:after="30"/>
+            </w:pPr>
+            <w:r>
+              <w:rPr>
+                <w:b/>
+                <w:bCs/>
+                <w:color w:val="12355B"/>
+                <w:sz w:val="21"/>
+                <w:szCs w:val="21"/>
+              </w:rPr>
+              <w:t xml:space="preserve">Properties of Operations</w:t>
+            </w:r>
+          </w:p>
+          <w:p>
+            <w:pPr>
+              <w:spacing w:after="0"/>
+            </w:pPr>
+            <w:r>
+              <w:rPr>
+                <w:i/>
+                <w:iCs/>
+                <w:color w:val="5F6F80"/>
+                <w:sz w:val="18"/>
+                <w:szCs w:val="18"/>
+              </w:rPr>
+              <w:t xml:space="preserve">Propiedades de las operaciones</w:t>
+            </w:r>
+          </w:p>
+        </w:tc>
+        <w:tc>
+          <w:tcPr>
+            <w:tcW w:type="dxa" w:w="3160"/>
+            <w:tcMar>
+              <w:top w:type="dxa" w:w="80"/>
+              <w:left w:type="dxa" w:w="100"/>
+              <w:bottom w:type="dxa" w:w="80"/>
+              <w:right w:type="dxa" w:w="100"/>
+            </w:tcMar>
+            <w:vAlign w:val="top"/>
+          </w:tcPr>
+          <w:p>
+            <w:pPr>
+              <w:spacing w:after="0"/>
+            </w:pPr>
+            <w:r>
+              <w:rPr>
+                <w:sz w:val="20"/>
+                <w:szCs w:val="20"/>
+              </w:rPr>
+              <w:t xml:space="preserve">Rules that let you reorder or regroup numbers without changing an expression's value.</w:t>
+            </w:r>
+          </w:p>
+        </w:tc>
+        <w:tc>
+          <w:tcPr>
+            <w:tcW w:type="dxa" w:w="2200"/>
+            <w:tcMar>
+              <w:top w:type="dxa" w:w="80"/>
+              <w:left w:type="dxa" w:w="100"/>
+              <w:bottom w:type="dxa" w:w="80"/>
+              <w:right w:type="dxa" w:w="100"/>
+            </w:tcMar>
+            <w:vAlign w:val="top"/>
+          </w:tcPr>
+          <w:p>
+            <w:pPr>
+              <w:spacing w:after="40"/>
+            </w:pPr>
+            <w:r>
+              <w:rPr>
+                <w:i/>
+                <w:iCs/>
+                <w:color w:val="5F6F80"/>
+                <w:sz w:val="19"/>
+                <w:szCs w:val="19"/>
+              </w:rPr>
+              <w:t xml:space="preserve">Not Properties of Operations: write a counter-example that breaks the definition.</w:t>
+            </w:r>
+          </w:p>
+          <w:p>
+            <w:pPr>
+              <w:pBdr>
+                <w:bottom w:val="single" w:color="AFBECC" w:sz="6"/>
+              </w:pBdr>
+              <w:spacing w:after="30" w:before="150"/>
+            </w:pPr>
+            <w:r>
+              <w:t xml:space="preserve"/>
+            </w:r>
+          </w:p>
+        </w:tc>
+        <w:tc>
+          <w:tcPr>
+            <w:tcW w:type="dxa" w:w="2200"/>
+            <w:tcMar>
+              <w:top w:type="dxa" w:w="80"/>
+              <w:left w:type="dxa" w:w="100"/>
+              <w:bottom w:type="dxa" w:w="80"/>
+              <w:right w:type="dxa" w:w="100"/>
+            </w:tcMar>
+            <w:vAlign w:val="top"/>
+          </w:tcPr>
+          <w:p>
+            <w:pPr>
+              <w:spacing w:after="40"/>
               <w:jc w:val="center"/>
             </w:pPr>
             <w:r>
               <w:drawing>
                 <wp:inline distT="0" distB="0" distL="0" distR="0">
-                  <wp:extent cx="1047750" cy="790575"/>
+                  <wp:extent cx="876300" cy="657225"/>
                   <wp:effectExtent t="0" r="0" b="0" l="0"/>
                   <wp:docPr id="1" name="" descr="" title=""/>
                   <wp:cNvGraphicFramePr>
@@ -331,7 +551,7 @@
                         <pic:spPr bwMode="auto">
                           <a:xfrm>
                             <a:off x="0" y="0"/>
-                            <a:ext cx="1047750" cy="790575"/>
+                            <a:ext cx="876300" cy="657225"/>
                           </a:xfrm>
                           <a:prstGeom prst="rect">
                             <a:avLst/>
@@ -344,32 +564,108 @@
               </w:drawing>
             </w:r>
           </w:p>
-        </w:tc>
-        <w:tc>
-          <w:tcPr>
-            <w:tcW w:type="dxa" w:w="7560"/>
-            <w:tcMar>
-              <w:top w:type="dxa" w:w="100"/>
-              <w:left w:type="dxa" w:w="40"/>
-              <w:bottom w:type="dxa" w:w="100"/>
-              <w:right w:type="dxa" w:w="40"/>
-            </w:tcMar>
-            <w:vAlign w:val="center"/>
-          </w:tcPr>
-          <w:p>
-            <w:pPr>
-              <w:spacing w:after="50"/>
+          <w:p>
+            <w:pPr>
+              <w:spacing w:after="0"/>
+            </w:pPr>
+            <w:r>
+              <w:rPr>
+                <w:i/>
+                <w:iCs/>
+                <w:color w:val="5F6F80"/>
+                <w:sz w:val="18"/>
+                <w:szCs w:val="18"/>
+              </w:rPr>
+              <w:t xml:space="preserve">3 + 5 = 5 + 3 (commutative property).</w:t>
+            </w:r>
+          </w:p>
+        </w:tc>
+      </w:tr>
+      <w:tr>
+        <w:trPr>
+          <w:cantSplit/>
+        </w:trPr>
+        <w:tc>
+          <w:tcPr>
+            <w:tcW w:type="dxa" w:w="1800"/>
+            <w:tcMar>
+              <w:top w:type="dxa" w:w="80"/>
+              <w:left w:type="dxa" w:w="100"/>
+              <w:bottom w:type="dxa" w:w="80"/>
+              <w:right w:type="dxa" w:w="100"/>
+            </w:tcMar>
+            <w:vAlign w:val="top"/>
+          </w:tcPr>
+          <w:p>
+            <w:pPr>
+              <w:spacing w:after="30"/>
             </w:pPr>
             <w:r>
               <w:rPr>
                 <w:b/>
                 <w:bCs/>
                 <w:color w:val="12355B"/>
-                <w:sz w:val="24"/>
-                <w:szCs w:val="24"/>
-              </w:rPr>
-              <w:t xml:space="preserve">Properties of Operations</w:t>
-            </w:r>
+                <w:sz w:val="21"/>
+                <w:szCs w:val="21"/>
+              </w:rPr>
+              <w:t xml:space="preserve">Commutative Property</w:t>
+            </w:r>
+          </w:p>
+          <w:p>
+            <w:pPr>
+              <w:spacing w:after="0"/>
+            </w:pPr>
+            <w:r>
+              <w:rPr>
+                <w:i/>
+                <w:iCs/>
+                <w:color w:val="5F6F80"/>
+                <w:sz w:val="18"/>
+                <w:szCs w:val="18"/>
+              </w:rPr>
+              <w:t xml:space="preserve">Propiedad conmutativa</w:t>
+            </w:r>
+          </w:p>
+        </w:tc>
+        <w:tc>
+          <w:tcPr>
+            <w:tcW w:type="dxa" w:w="3160"/>
+            <w:tcMar>
+              <w:top w:type="dxa" w:w="80"/>
+              <w:left w:type="dxa" w:w="100"/>
+              <w:bottom w:type="dxa" w:w="80"/>
+              <w:right w:type="dxa" w:w="100"/>
+            </w:tcMar>
+            <w:vAlign w:val="top"/>
+          </w:tcPr>
+          <w:p>
+            <w:pPr>
+              <w:spacing w:after="0"/>
+            </w:pPr>
+            <w:r>
+              <w:rPr>
+                <w:sz w:val="20"/>
+                <w:szCs w:val="20"/>
+              </w:rPr>
+              <w:t xml:space="preserve">You can change the order and get the same answer.</w:t>
+            </w:r>
+          </w:p>
+        </w:tc>
+        <w:tc>
+          <w:tcPr>
+            <w:tcW w:type="dxa" w:w="2200"/>
+            <w:tcMar>
+              <w:top w:type="dxa" w:w="80"/>
+              <w:left w:type="dxa" w:w="100"/>
+              <w:bottom w:type="dxa" w:w="80"/>
+              <w:right w:type="dxa" w:w="100"/>
+            </w:tcMar>
+            <w:vAlign w:val="top"/>
+          </w:tcPr>
+          <w:p>
+            <w:pPr>
+              <w:spacing w:after="40"/>
+            </w:pPr>
             <w:r>
               <w:rPr>
                 <w:i/>
@@ -378,89 +674,41 @@
                 <w:sz w:val="19"/>
                 <w:szCs w:val="19"/>
               </w:rPr>
-              <w:t xml:space="preserve">   Propiedades de las operaciones</w:t>
-            </w:r>
-          </w:p>
+              <w:t xml:space="preserve">Not Commutative Property: write a counter-example that breaks the definition.</w:t>
+            </w:r>
+          </w:p>
+          <w:p>
+            <w:pPr>
+              <w:pBdr>
+                <w:bottom w:val="single" w:color="AFBECC" w:sz="6"/>
+              </w:pBdr>
+              <w:spacing w:after="30" w:before="150"/>
+            </w:pPr>
+            <w:r>
+              <w:t xml:space="preserve"/>
+            </w:r>
+          </w:p>
+        </w:tc>
+        <w:tc>
+          <w:tcPr>
+            <w:tcW w:type="dxa" w:w="2200"/>
+            <w:tcMar>
+              <w:top w:type="dxa" w:w="80"/>
+              <w:left w:type="dxa" w:w="100"/>
+              <w:bottom w:type="dxa" w:w="80"/>
+              <w:right w:type="dxa" w:w="100"/>
+            </w:tcMar>
+            <w:vAlign w:val="top"/>
+          </w:tcPr>
           <w:p>
             <w:pPr>
               <w:spacing w:after="40"/>
-            </w:pPr>
-            <w:r>
-              <w:rPr>
-                <w:sz w:val="21"/>
-                <w:szCs w:val="21"/>
-              </w:rPr>
-              <w:t xml:space="preserve">Rules that let you reorder or regroup numbers without changing an expression's value.</w:t>
-            </w:r>
-          </w:p>
-          <w:p>
-            <w:pPr>
-              <w:spacing w:after="0"/>
-            </w:pPr>
-            <w:r>
-              <w:rPr>
-                <w:b/>
-                <w:bCs/>
-                <w:color w:val="1FA6A2"/>
-                <w:sz w:val="18"/>
-                <w:szCs w:val="18"/>
-              </w:rPr>
-              <w:t xml:space="preserve">Example:  </w:t>
-            </w:r>
-            <w:r>
-              <w:rPr>
-                <w:i/>
-                <w:iCs/>
-                <w:color w:val="5F6F80"/>
-                <w:sz w:val="18"/>
-                <w:szCs w:val="18"/>
-              </w:rPr>
-              <w:t xml:space="preserve">3 + 5 = 5 + 3 (commutative property).</w:t>
-            </w:r>
-          </w:p>
-        </w:tc>
-      </w:tr>
-    </w:tbl>
-    <w:tbl>
-      <w:tblPr>
-        <w:tblW w:type="pct" w:w="100%"/>
-        <w:tblBorders>
-          <w:top w:val="none" w:color="FFFFFF" w:sz="0"/>
-          <w:left w:val="none" w:color="FFFFFF" w:sz="0"/>
-          <w:bottom w:val="single" w:color="C7D2DD" w:sz="4"/>
-          <w:right w:val="none" w:color="FFFFFF" w:sz="0"/>
-          <w:insideH w:val="none" w:color="FFFFFF" w:sz="0"/>
-          <w:insideV w:val="none" w:color="FFFFFF" w:sz="0"/>
-        </w:tblBorders>
-      </w:tblPr>
-      <w:tblGrid>
-        <w:gridCol w:w="1800"/>
-        <w:gridCol w:w="7560"/>
-      </w:tblGrid>
-      <w:tr>
-        <w:trPr>
-          <w:cantSplit/>
-        </w:trPr>
-        <w:tc>
-          <w:tcPr>
-            <w:tcW w:type="dxa" w:w="1800"/>
-            <w:tcMar>
-              <w:top w:type="dxa" w:w="100"/>
-              <w:left w:type="dxa" w:w="40"/>
-              <w:bottom w:type="dxa" w:w="100"/>
-              <w:right w:type="dxa" w:w="120"/>
-            </w:tcMar>
-            <w:vAlign w:val="center"/>
-          </w:tcPr>
-          <w:p>
-            <w:pPr>
-              <w:spacing w:after="0"/>
               <w:jc w:val="center"/>
             </w:pPr>
             <w:r>
               <w:drawing>
                 <wp:inline distT="0" distB="0" distL="0" distR="0">
-                  <wp:extent cx="1047750" cy="790575"/>
+                  <wp:extent cx="876300" cy="657225"/>
                   <wp:effectExtent t="0" r="0" b="0" l="0"/>
                   <wp:docPr id="1" name="" descr="" title=""/>
                   <wp:cNvGraphicFramePr>
@@ -485,7 +733,7 @@
                         <pic:spPr bwMode="auto">
                           <a:xfrm>
                             <a:off x="0" y="0"/>
-                            <a:ext cx="1047750" cy="790575"/>
+                            <a:ext cx="876300" cy="657225"/>
                           </a:xfrm>
                           <a:prstGeom prst="rect">
                             <a:avLst/>
@@ -498,32 +746,108 @@
               </w:drawing>
             </w:r>
           </w:p>
-        </w:tc>
-        <w:tc>
-          <w:tcPr>
-            <w:tcW w:type="dxa" w:w="7560"/>
-            <w:tcMar>
-              <w:top w:type="dxa" w:w="100"/>
-              <w:left w:type="dxa" w:w="40"/>
-              <w:bottom w:type="dxa" w:w="100"/>
-              <w:right w:type="dxa" w:w="40"/>
-            </w:tcMar>
-            <w:vAlign w:val="center"/>
-          </w:tcPr>
-          <w:p>
-            <w:pPr>
-              <w:spacing w:after="50"/>
+          <w:p>
+            <w:pPr>
+              <w:spacing w:after="0"/>
+            </w:pPr>
+            <w:r>
+              <w:rPr>
+                <w:i/>
+                <w:iCs/>
+                <w:color w:val="5F6F80"/>
+                <w:sz w:val="18"/>
+                <w:szCs w:val="18"/>
+              </w:rPr>
+              <w:t xml:space="preserve">3 + 7 = 7 + 3 = 10 both ways; 4 × 5 = 5 × 4 = 20 both ways — order does not matter</w:t>
+            </w:r>
+          </w:p>
+        </w:tc>
+      </w:tr>
+      <w:tr>
+        <w:trPr>
+          <w:cantSplit/>
+        </w:trPr>
+        <w:tc>
+          <w:tcPr>
+            <w:tcW w:type="dxa" w:w="1800"/>
+            <w:tcMar>
+              <w:top w:type="dxa" w:w="80"/>
+              <w:left w:type="dxa" w:w="100"/>
+              <w:bottom w:type="dxa" w:w="80"/>
+              <w:right w:type="dxa" w:w="100"/>
+            </w:tcMar>
+            <w:vAlign w:val="top"/>
+          </w:tcPr>
+          <w:p>
+            <w:pPr>
+              <w:spacing w:after="30"/>
             </w:pPr>
             <w:r>
               <w:rPr>
                 <w:b/>
                 <w:bCs/>
                 <w:color w:val="12355B"/>
-                <w:sz w:val="24"/>
-                <w:szCs w:val="24"/>
-              </w:rPr>
-              <w:t xml:space="preserve">Commutative Property</w:t>
-            </w:r>
+                <w:sz w:val="21"/>
+                <w:szCs w:val="21"/>
+              </w:rPr>
+              <w:t xml:space="preserve">Associative Property</w:t>
+            </w:r>
+          </w:p>
+          <w:p>
+            <w:pPr>
+              <w:spacing w:after="0"/>
+            </w:pPr>
+            <w:r>
+              <w:rPr>
+                <w:i/>
+                <w:iCs/>
+                <w:color w:val="5F6F80"/>
+                <w:sz w:val="18"/>
+                <w:szCs w:val="18"/>
+              </w:rPr>
+              <w:t xml:space="preserve">Propiedad asociativa</w:t>
+            </w:r>
+          </w:p>
+        </w:tc>
+        <w:tc>
+          <w:tcPr>
+            <w:tcW w:type="dxa" w:w="3160"/>
+            <w:tcMar>
+              <w:top w:type="dxa" w:w="80"/>
+              <w:left w:type="dxa" w:w="100"/>
+              <w:bottom w:type="dxa" w:w="80"/>
+              <w:right w:type="dxa" w:w="100"/>
+            </w:tcMar>
+            <w:vAlign w:val="top"/>
+          </w:tcPr>
+          <w:p>
+            <w:pPr>
+              <w:spacing w:after="0"/>
+            </w:pPr>
+            <w:r>
+              <w:rPr>
+                <w:sz w:val="20"/>
+                <w:szCs w:val="20"/>
+              </w:rPr>
+              <w:t xml:space="preserve">You can change the grouping and get the same answer.</w:t>
+            </w:r>
+          </w:p>
+        </w:tc>
+        <w:tc>
+          <w:tcPr>
+            <w:tcW w:type="dxa" w:w="2200"/>
+            <w:tcMar>
+              <w:top w:type="dxa" w:w="80"/>
+              <w:left w:type="dxa" w:w="100"/>
+              <w:bottom w:type="dxa" w:w="80"/>
+              <w:right w:type="dxa" w:w="100"/>
+            </w:tcMar>
+            <w:vAlign w:val="top"/>
+          </w:tcPr>
+          <w:p>
+            <w:pPr>
+              <w:spacing w:after="40"/>
+            </w:pPr>
             <w:r>
               <w:rPr>
                 <w:i/>
@@ -532,89 +856,41 @@
                 <w:sz w:val="19"/>
                 <w:szCs w:val="19"/>
               </w:rPr>
-              <w:t xml:space="preserve">   Propiedad conmutativa</w:t>
-            </w:r>
-          </w:p>
+              <w:t xml:space="preserve">Not Associative Property: write a counter-example that breaks the definition.</w:t>
+            </w:r>
+          </w:p>
+          <w:p>
+            <w:pPr>
+              <w:pBdr>
+                <w:bottom w:val="single" w:color="AFBECC" w:sz="6"/>
+              </w:pBdr>
+              <w:spacing w:after="30" w:before="150"/>
+            </w:pPr>
+            <w:r>
+              <w:t xml:space="preserve"/>
+            </w:r>
+          </w:p>
+        </w:tc>
+        <w:tc>
+          <w:tcPr>
+            <w:tcW w:type="dxa" w:w="2200"/>
+            <w:tcMar>
+              <w:top w:type="dxa" w:w="80"/>
+              <w:left w:type="dxa" w:w="100"/>
+              <w:bottom w:type="dxa" w:w="80"/>
+              <w:right w:type="dxa" w:w="100"/>
+            </w:tcMar>
+            <w:vAlign w:val="top"/>
+          </w:tcPr>
           <w:p>
             <w:pPr>
               <w:spacing w:after="40"/>
-            </w:pPr>
-            <w:r>
-              <w:rPr>
-                <w:sz w:val="21"/>
-                <w:szCs w:val="21"/>
-              </w:rPr>
-              <w:t xml:space="preserve">You can change the order and get the same answer.</w:t>
-            </w:r>
-          </w:p>
-          <w:p>
-            <w:pPr>
-              <w:spacing w:after="0"/>
-            </w:pPr>
-            <w:r>
-              <w:rPr>
-                <w:b/>
-                <w:bCs/>
-                <w:color w:val="1FA6A2"/>
-                <w:sz w:val="18"/>
-                <w:szCs w:val="18"/>
-              </w:rPr>
-              <w:t xml:space="preserve">Example:  </w:t>
-            </w:r>
-            <w:r>
-              <w:rPr>
-                <w:i/>
-                <w:iCs/>
-                <w:color w:val="5F6F80"/>
-                <w:sz w:val="18"/>
-                <w:szCs w:val="18"/>
-              </w:rPr>
-              <w:t xml:space="preserve">3 + 7 = 7 + 3 = 10 both ways; 4 × 5 = 5 × 4 = 20 both ways — order does not matter</w:t>
-            </w:r>
-          </w:p>
-        </w:tc>
-      </w:tr>
-    </w:tbl>
-    <w:tbl>
-      <w:tblPr>
-        <w:tblW w:type="pct" w:w="100%"/>
-        <w:tblBorders>
-          <w:top w:val="none" w:color="FFFFFF" w:sz="0"/>
-          <w:left w:val="none" w:color="FFFFFF" w:sz="0"/>
-          <w:bottom w:val="single" w:color="C7D2DD" w:sz="4"/>
-          <w:right w:val="none" w:color="FFFFFF" w:sz="0"/>
-          <w:insideH w:val="none" w:color="FFFFFF" w:sz="0"/>
-          <w:insideV w:val="none" w:color="FFFFFF" w:sz="0"/>
-        </w:tblBorders>
-      </w:tblPr>
-      <w:tblGrid>
-        <w:gridCol w:w="1800"/>
-        <w:gridCol w:w="7560"/>
-      </w:tblGrid>
-      <w:tr>
-        <w:trPr>
-          <w:cantSplit/>
-        </w:trPr>
-        <w:tc>
-          <w:tcPr>
-            <w:tcW w:type="dxa" w:w="1800"/>
-            <w:tcMar>
-              <w:top w:type="dxa" w:w="100"/>
-              <w:left w:type="dxa" w:w="40"/>
-              <w:bottom w:type="dxa" w:w="100"/>
-              <w:right w:type="dxa" w:w="120"/>
-            </w:tcMar>
-            <w:vAlign w:val="center"/>
-          </w:tcPr>
-          <w:p>
-            <w:pPr>
-              <w:spacing w:after="0"/>
               <w:jc w:val="center"/>
             </w:pPr>
             <w:r>
               <w:drawing>
                 <wp:inline distT="0" distB="0" distL="0" distR="0">
-                  <wp:extent cx="1047750" cy="790575"/>
+                  <wp:extent cx="876300" cy="657225"/>
                   <wp:effectExtent t="0" r="0" b="0" l="0"/>
                   <wp:docPr id="1" name="" descr="" title=""/>
                   <wp:cNvGraphicFramePr>
@@ -639,7 +915,7 @@
                         <pic:spPr bwMode="auto">
                           <a:xfrm>
                             <a:off x="0" y="0"/>
-                            <a:ext cx="1047750" cy="790575"/>
+                            <a:ext cx="876300" cy="657225"/>
                           </a:xfrm>
                           <a:prstGeom prst="rect">
                             <a:avLst/>
@@ -652,32 +928,108 @@
               </w:drawing>
             </w:r>
           </w:p>
-        </w:tc>
-        <w:tc>
-          <w:tcPr>
-            <w:tcW w:type="dxa" w:w="7560"/>
-            <w:tcMar>
-              <w:top w:type="dxa" w:w="100"/>
-              <w:left w:type="dxa" w:w="40"/>
-              <w:bottom w:type="dxa" w:w="100"/>
-              <w:right w:type="dxa" w:w="40"/>
-            </w:tcMar>
-            <w:vAlign w:val="center"/>
-          </w:tcPr>
-          <w:p>
-            <w:pPr>
-              <w:spacing w:after="50"/>
+          <w:p>
+            <w:pPr>
+              <w:spacing w:after="0"/>
+            </w:pPr>
+            <w:r>
+              <w:rPr>
+                <w:i/>
+                <w:iCs/>
+                <w:color w:val="5F6F80"/>
+                <w:sz w:val="18"/>
+                <w:szCs w:val="18"/>
+              </w:rPr>
+              <w:t xml:space="preserve">(2 + 3) + 4 = 5 + 4 = 9 and 2 + (3 + 4) = 2 + 7 = 9 — same answer, different grouping</w:t>
+            </w:r>
+          </w:p>
+        </w:tc>
+      </w:tr>
+      <w:tr>
+        <w:trPr>
+          <w:cantSplit/>
+        </w:trPr>
+        <w:tc>
+          <w:tcPr>
+            <w:tcW w:type="dxa" w:w="1800"/>
+            <w:tcMar>
+              <w:top w:type="dxa" w:w="80"/>
+              <w:left w:type="dxa" w:w="100"/>
+              <w:bottom w:type="dxa" w:w="80"/>
+              <w:right w:type="dxa" w:w="100"/>
+            </w:tcMar>
+            <w:vAlign w:val="top"/>
+          </w:tcPr>
+          <w:p>
+            <w:pPr>
+              <w:spacing w:after="30"/>
             </w:pPr>
             <w:r>
               <w:rPr>
                 <w:b/>
                 <w:bCs/>
                 <w:color w:val="12355B"/>
-                <w:sz w:val="24"/>
-                <w:szCs w:val="24"/>
-              </w:rPr>
-              <w:t xml:space="preserve">Associative Property</w:t>
-            </w:r>
+                <w:sz w:val="21"/>
+                <w:szCs w:val="21"/>
+              </w:rPr>
+              <w:t xml:space="preserve">Identity Property</w:t>
+            </w:r>
+          </w:p>
+          <w:p>
+            <w:pPr>
+              <w:spacing w:after="0"/>
+            </w:pPr>
+            <w:r>
+              <w:rPr>
+                <w:i/>
+                <w:iCs/>
+                <w:color w:val="5F6F80"/>
+                <w:sz w:val="18"/>
+                <w:szCs w:val="18"/>
+              </w:rPr>
+              <w:t xml:space="preserve">Propiedad de identidad</w:t>
+            </w:r>
+          </w:p>
+        </w:tc>
+        <w:tc>
+          <w:tcPr>
+            <w:tcW w:type="dxa" w:w="3160"/>
+            <w:tcMar>
+              <w:top w:type="dxa" w:w="80"/>
+              <w:left w:type="dxa" w:w="100"/>
+              <w:bottom w:type="dxa" w:w="80"/>
+              <w:right w:type="dxa" w:w="100"/>
+            </w:tcMar>
+            <w:vAlign w:val="top"/>
+          </w:tcPr>
+          <w:p>
+            <w:pPr>
+              <w:spacing w:after="0"/>
+            </w:pPr>
+            <w:r>
+              <w:rPr>
+                <w:sz w:val="20"/>
+                <w:szCs w:val="20"/>
+              </w:rPr>
+              <w:t xml:space="preserve">Adding 0 or multiplying by 1 keeps the same value.</w:t>
+            </w:r>
+          </w:p>
+        </w:tc>
+        <w:tc>
+          <w:tcPr>
+            <w:tcW w:type="dxa" w:w="2200"/>
+            <w:tcMar>
+              <w:top w:type="dxa" w:w="80"/>
+              <w:left w:type="dxa" w:w="100"/>
+              <w:bottom w:type="dxa" w:w="80"/>
+              <w:right w:type="dxa" w:w="100"/>
+            </w:tcMar>
+            <w:vAlign w:val="top"/>
+          </w:tcPr>
+          <w:p>
+            <w:pPr>
+              <w:spacing w:after="40"/>
+            </w:pPr>
             <w:r>
               <w:rPr>
                 <w:i/>
@@ -686,89 +1038,41 @@
                 <w:sz w:val="19"/>
                 <w:szCs w:val="19"/>
               </w:rPr>
-              <w:t xml:space="preserve">   Propiedad asociativa</w:t>
-            </w:r>
-          </w:p>
+              <w:t xml:space="preserve">Not Identity Property: write a counter-example that breaks the definition.</w:t>
+            </w:r>
+          </w:p>
+          <w:p>
+            <w:pPr>
+              <w:pBdr>
+                <w:bottom w:val="single" w:color="AFBECC" w:sz="6"/>
+              </w:pBdr>
+              <w:spacing w:after="30" w:before="150"/>
+            </w:pPr>
+            <w:r>
+              <w:t xml:space="preserve"/>
+            </w:r>
+          </w:p>
+        </w:tc>
+        <w:tc>
+          <w:tcPr>
+            <w:tcW w:type="dxa" w:w="2200"/>
+            <w:tcMar>
+              <w:top w:type="dxa" w:w="80"/>
+              <w:left w:type="dxa" w:w="100"/>
+              <w:bottom w:type="dxa" w:w="80"/>
+              <w:right w:type="dxa" w:w="100"/>
+            </w:tcMar>
+            <w:vAlign w:val="top"/>
+          </w:tcPr>
           <w:p>
             <w:pPr>
               <w:spacing w:after="40"/>
-            </w:pPr>
-            <w:r>
-              <w:rPr>
-                <w:sz w:val="21"/>
-                <w:szCs w:val="21"/>
-              </w:rPr>
-              <w:t xml:space="preserve">You can change the grouping and get the same answer.</w:t>
-            </w:r>
-          </w:p>
-          <w:p>
-            <w:pPr>
-              <w:spacing w:after="0"/>
-            </w:pPr>
-            <w:r>
-              <w:rPr>
-                <w:b/>
-                <w:bCs/>
-                <w:color w:val="1FA6A2"/>
-                <w:sz w:val="18"/>
-                <w:szCs w:val="18"/>
-              </w:rPr>
-              <w:t xml:space="preserve">Example:  </w:t>
-            </w:r>
-            <w:r>
-              <w:rPr>
-                <w:i/>
-                <w:iCs/>
-                <w:color w:val="5F6F80"/>
-                <w:sz w:val="18"/>
-                <w:szCs w:val="18"/>
-              </w:rPr>
-              <w:t xml:space="preserve">(2 + 3) + 4 = 5 + 4 = 9 and 2 + (3 + 4) = 2 + 7 = 9 — same answer, different grouping</w:t>
-            </w:r>
-          </w:p>
-        </w:tc>
-      </w:tr>
-    </w:tbl>
-    <w:tbl>
-      <w:tblPr>
-        <w:tblW w:type="pct" w:w="100%"/>
-        <w:tblBorders>
-          <w:top w:val="none" w:color="FFFFFF" w:sz="0"/>
-          <w:left w:val="none" w:color="FFFFFF" w:sz="0"/>
-          <w:bottom w:val="single" w:color="C7D2DD" w:sz="4"/>
-          <w:right w:val="none" w:color="FFFFFF" w:sz="0"/>
-          <w:insideH w:val="none" w:color="FFFFFF" w:sz="0"/>
-          <w:insideV w:val="none" w:color="FFFFFF" w:sz="0"/>
-        </w:tblBorders>
-      </w:tblPr>
-      <w:tblGrid>
-        <w:gridCol w:w="1800"/>
-        <w:gridCol w:w="7560"/>
-      </w:tblGrid>
-      <w:tr>
-        <w:trPr>
-          <w:cantSplit/>
-        </w:trPr>
-        <w:tc>
-          <w:tcPr>
-            <w:tcW w:type="dxa" w:w="1800"/>
-            <w:tcMar>
-              <w:top w:type="dxa" w:w="100"/>
-              <w:left w:type="dxa" w:w="40"/>
-              <w:bottom w:type="dxa" w:w="100"/>
-              <w:right w:type="dxa" w:w="120"/>
-            </w:tcMar>
-            <w:vAlign w:val="center"/>
-          </w:tcPr>
-          <w:p>
-            <w:pPr>
-              <w:spacing w:after="0"/>
               <w:jc w:val="center"/>
             </w:pPr>
             <w:r>
               <w:drawing>
                 <wp:inline distT="0" distB="0" distL="0" distR="0">
-                  <wp:extent cx="1047750" cy="790575"/>
+                  <wp:extent cx="876300" cy="657225"/>
                   <wp:effectExtent t="0" r="0" b="0" l="0"/>
                   <wp:docPr id="1" name="" descr="" title=""/>
                   <wp:cNvGraphicFramePr>
@@ -793,7 +1097,7 @@
                         <pic:spPr bwMode="auto">
                           <a:xfrm>
                             <a:off x="0" y="0"/>
-                            <a:ext cx="1047750" cy="790575"/>
+                            <a:ext cx="876300" cy="657225"/>
                           </a:xfrm>
                           <a:prstGeom prst="rect">
                             <a:avLst/>
@@ -806,32 +1110,108 @@
               </w:drawing>
             </w:r>
           </w:p>
-        </w:tc>
-        <w:tc>
-          <w:tcPr>
-            <w:tcW w:type="dxa" w:w="7560"/>
-            <w:tcMar>
-              <w:top w:type="dxa" w:w="100"/>
-              <w:left w:type="dxa" w:w="40"/>
-              <w:bottom w:type="dxa" w:w="100"/>
-              <w:right w:type="dxa" w:w="40"/>
-            </w:tcMar>
-            <w:vAlign w:val="center"/>
-          </w:tcPr>
-          <w:p>
-            <w:pPr>
-              <w:spacing w:after="50"/>
+          <w:p>
+            <w:pPr>
+              <w:spacing w:after="0"/>
+            </w:pPr>
+            <w:r>
+              <w:rPr>
+                <w:i/>
+                <w:iCs/>
+                <w:color w:val="5F6F80"/>
+                <w:sz w:val="18"/>
+                <w:szCs w:val="18"/>
+              </w:rPr>
+              <w:t xml:space="preserve">9 + 0 = 9 (zero is the identity for addition); 6 × 1 = 6 (one is the identity for multiplication)</w:t>
+            </w:r>
+          </w:p>
+        </w:tc>
+      </w:tr>
+      <w:tr>
+        <w:trPr>
+          <w:cantSplit/>
+        </w:trPr>
+        <w:tc>
+          <w:tcPr>
+            <w:tcW w:type="dxa" w:w="1800"/>
+            <w:tcMar>
+              <w:top w:type="dxa" w:w="80"/>
+              <w:left w:type="dxa" w:w="100"/>
+              <w:bottom w:type="dxa" w:w="80"/>
+              <w:right w:type="dxa" w:w="100"/>
+            </w:tcMar>
+            <w:vAlign w:val="top"/>
+          </w:tcPr>
+          <w:p>
+            <w:pPr>
+              <w:spacing w:after="30"/>
             </w:pPr>
             <w:r>
               <w:rPr>
                 <w:b/>
                 <w:bCs/>
                 <w:color w:val="12355B"/>
-                <w:sz w:val="24"/>
-                <w:szCs w:val="24"/>
-              </w:rPr>
-              <w:t xml:space="preserve">Identity Property</w:t>
-            </w:r>
+                <w:sz w:val="21"/>
+                <w:szCs w:val="21"/>
+              </w:rPr>
+              <w:t xml:space="preserve">Property</w:t>
+            </w:r>
+          </w:p>
+          <w:p>
+            <w:pPr>
+              <w:spacing w:after="0"/>
+            </w:pPr>
+            <w:r>
+              <w:rPr>
+                <w:i/>
+                <w:iCs/>
+                <w:color w:val="5F6F80"/>
+                <w:sz w:val="18"/>
+                <w:szCs w:val="18"/>
+              </w:rPr>
+              <w:t xml:space="preserve">Propiedad</w:t>
+            </w:r>
+          </w:p>
+        </w:tc>
+        <w:tc>
+          <w:tcPr>
+            <w:tcW w:type="dxa" w:w="3160"/>
+            <w:tcMar>
+              <w:top w:type="dxa" w:w="80"/>
+              <w:left w:type="dxa" w:w="100"/>
+              <w:bottom w:type="dxa" w:w="80"/>
+              <w:right w:type="dxa" w:w="100"/>
+            </w:tcMar>
+            <w:vAlign w:val="top"/>
+          </w:tcPr>
+          <w:p>
+            <w:pPr>
+              <w:spacing w:after="0"/>
+            </w:pPr>
+            <w:r>
+              <w:rPr>
+                <w:sz w:val="20"/>
+                <w:szCs w:val="20"/>
+              </w:rPr>
+              <w:t xml:space="preserve">A rule that is always true in math.</w:t>
+            </w:r>
+          </w:p>
+        </w:tc>
+        <w:tc>
+          <w:tcPr>
+            <w:tcW w:type="dxa" w:w="2200"/>
+            <w:tcMar>
+              <w:top w:type="dxa" w:w="80"/>
+              <w:left w:type="dxa" w:w="100"/>
+              <w:bottom w:type="dxa" w:w="80"/>
+              <w:right w:type="dxa" w:w="100"/>
+            </w:tcMar>
+            <w:vAlign w:val="top"/>
+          </w:tcPr>
+          <w:p>
+            <w:pPr>
+              <w:spacing w:after="40"/>
+            </w:pPr>
             <w:r>
               <w:rPr>
                 <w:i/>
@@ -840,89 +1220,41 @@
                 <w:sz w:val="19"/>
                 <w:szCs w:val="19"/>
               </w:rPr>
-              <w:t xml:space="preserve">   Propiedad de identidad</w:t>
-            </w:r>
-          </w:p>
+              <w:t xml:space="preserve">Not Property: write a counter-example that breaks the definition.</w:t>
+            </w:r>
+          </w:p>
+          <w:p>
+            <w:pPr>
+              <w:pBdr>
+                <w:bottom w:val="single" w:color="AFBECC" w:sz="6"/>
+              </w:pBdr>
+              <w:spacing w:after="30" w:before="150"/>
+            </w:pPr>
+            <w:r>
+              <w:t xml:space="preserve"/>
+            </w:r>
+          </w:p>
+        </w:tc>
+        <w:tc>
+          <w:tcPr>
+            <w:tcW w:type="dxa" w:w="2200"/>
+            <w:tcMar>
+              <w:top w:type="dxa" w:w="80"/>
+              <w:left w:type="dxa" w:w="100"/>
+              <w:bottom w:type="dxa" w:w="80"/>
+              <w:right w:type="dxa" w:w="100"/>
+            </w:tcMar>
+            <w:vAlign w:val="top"/>
+          </w:tcPr>
           <w:p>
             <w:pPr>
               <w:spacing w:after="40"/>
-            </w:pPr>
-            <w:r>
-              <w:rPr>
-                <w:sz w:val="21"/>
-                <w:szCs w:val="21"/>
-              </w:rPr>
-              <w:t xml:space="preserve">Adding 0 or multiplying by 1 keeps the same value.</w:t>
-            </w:r>
-          </w:p>
-          <w:p>
-            <w:pPr>
-              <w:spacing w:after="0"/>
-            </w:pPr>
-            <w:r>
-              <w:rPr>
-                <w:b/>
-                <w:bCs/>
-                <w:color w:val="1FA6A2"/>
-                <w:sz w:val="18"/>
-                <w:szCs w:val="18"/>
-              </w:rPr>
-              <w:t xml:space="preserve">Example:  </w:t>
-            </w:r>
-            <w:r>
-              <w:rPr>
-                <w:i/>
-                <w:iCs/>
-                <w:color w:val="5F6F80"/>
-                <w:sz w:val="18"/>
-                <w:szCs w:val="18"/>
-              </w:rPr>
-              <w:t xml:space="preserve">9 + 0 = 9 (zero is the identity for addition); 6 × 1 = 6 (one is the identity for multiplication)</w:t>
-            </w:r>
-          </w:p>
-        </w:tc>
-      </w:tr>
-    </w:tbl>
-    <w:tbl>
-      <w:tblPr>
-        <w:tblW w:type="pct" w:w="100%"/>
-        <w:tblBorders>
-          <w:top w:val="none" w:color="FFFFFF" w:sz="0"/>
-          <w:left w:val="none" w:color="FFFFFF" w:sz="0"/>
-          <w:bottom w:val="single" w:color="C7D2DD" w:sz="4"/>
-          <w:right w:val="none" w:color="FFFFFF" w:sz="0"/>
-          <w:insideH w:val="none" w:color="FFFFFF" w:sz="0"/>
-          <w:insideV w:val="none" w:color="FFFFFF" w:sz="0"/>
-        </w:tblBorders>
-      </w:tblPr>
-      <w:tblGrid>
-        <w:gridCol w:w="1800"/>
-        <w:gridCol w:w="7560"/>
-      </w:tblGrid>
-      <w:tr>
-        <w:trPr>
-          <w:cantSplit/>
-        </w:trPr>
-        <w:tc>
-          <w:tcPr>
-            <w:tcW w:type="dxa" w:w="1800"/>
-            <w:tcMar>
-              <w:top w:type="dxa" w:w="100"/>
-              <w:left w:type="dxa" w:w="40"/>
-              <w:bottom w:type="dxa" w:w="100"/>
-              <w:right w:type="dxa" w:w="120"/>
-            </w:tcMar>
-            <w:vAlign w:val="center"/>
-          </w:tcPr>
-          <w:p>
-            <w:pPr>
-              <w:spacing w:after="0"/>
               <w:jc w:val="center"/>
             </w:pPr>
             <w:r>
               <w:drawing>
                 <wp:inline distT="0" distB="0" distL="0" distR="0">
-                  <wp:extent cx="1047750" cy="790575"/>
+                  <wp:extent cx="876300" cy="657225"/>
                   <wp:effectExtent t="0" r="0" b="0" l="0"/>
                   <wp:docPr id="1" name="" descr="" title=""/>
                   <wp:cNvGraphicFramePr>
@@ -947,7 +1279,7 @@
                         <pic:spPr bwMode="auto">
                           <a:xfrm>
                             <a:off x="0" y="0"/>
-                            <a:ext cx="1047750" cy="790575"/>
+                            <a:ext cx="876300" cy="657225"/>
                           </a:xfrm>
                           <a:prstGeom prst="rect">
                             <a:avLst/>
@@ -960,32 +1292,108 @@
               </w:drawing>
             </w:r>
           </w:p>
-        </w:tc>
-        <w:tc>
-          <w:tcPr>
-            <w:tcW w:type="dxa" w:w="7560"/>
-            <w:tcMar>
-              <w:top w:type="dxa" w:w="100"/>
-              <w:left w:type="dxa" w:w="40"/>
-              <w:bottom w:type="dxa" w:w="100"/>
-              <w:right w:type="dxa" w:w="40"/>
-            </w:tcMar>
-            <w:vAlign w:val="center"/>
-          </w:tcPr>
-          <w:p>
-            <w:pPr>
-              <w:spacing w:after="50"/>
+          <w:p>
+            <w:pPr>
+              <w:spacing w:after="0"/>
+            </w:pPr>
+            <w:r>
+              <w:rPr>
+                <w:i/>
+                <w:iCs/>
+                <w:color w:val="5F6F80"/>
+                <w:sz w:val="18"/>
+                <w:szCs w:val="18"/>
+              </w:rPr>
+              <w:t xml:space="preserve">Commutative works for + and ×, but NOT for − or ÷ (since 5 − 3 = 2 but 3 − 5 = −2)</w:t>
+            </w:r>
+          </w:p>
+        </w:tc>
+      </w:tr>
+      <w:tr>
+        <w:trPr>
+          <w:cantSplit/>
+        </w:trPr>
+        <w:tc>
+          <w:tcPr>
+            <w:tcW w:type="dxa" w:w="1800"/>
+            <w:tcMar>
+              <w:top w:type="dxa" w:w="80"/>
+              <w:left w:type="dxa" w:w="100"/>
+              <w:bottom w:type="dxa" w:w="80"/>
+              <w:right w:type="dxa" w:w="100"/>
+            </w:tcMar>
+            <w:vAlign w:val="top"/>
+          </w:tcPr>
+          <w:p>
+            <w:pPr>
+              <w:spacing w:after="30"/>
             </w:pPr>
             <w:r>
               <w:rPr>
                 <w:b/>
                 <w:bCs/>
                 <w:color w:val="12355B"/>
-                <w:sz w:val="24"/>
-                <w:szCs w:val="24"/>
-              </w:rPr>
-              <w:t xml:space="preserve">Property</w:t>
-            </w:r>
+                <w:sz w:val="21"/>
+                <w:szCs w:val="21"/>
+              </w:rPr>
+              <w:t xml:space="preserve">Distributive Property</w:t>
+            </w:r>
+          </w:p>
+          <w:p>
+            <w:pPr>
+              <w:spacing w:after="0"/>
+            </w:pPr>
+            <w:r>
+              <w:rPr>
+                <w:i/>
+                <w:iCs/>
+                <w:color w:val="5F6F80"/>
+                <w:sz w:val="18"/>
+                <w:szCs w:val="18"/>
+              </w:rPr>
+              <w:t xml:space="preserve">Propiedad distributiva</w:t>
+            </w:r>
+          </w:p>
+        </w:tc>
+        <w:tc>
+          <w:tcPr>
+            <w:tcW w:type="dxa" w:w="3160"/>
+            <w:tcMar>
+              <w:top w:type="dxa" w:w="80"/>
+              <w:left w:type="dxa" w:w="100"/>
+              <w:bottom w:type="dxa" w:w="80"/>
+              <w:right w:type="dxa" w:w="100"/>
+            </w:tcMar>
+            <w:vAlign w:val="top"/>
+          </w:tcPr>
+          <w:p>
+            <w:pPr>
+              <w:spacing w:after="0"/>
+            </w:pPr>
+            <w:r>
+              <w:rPr>
+                <w:sz w:val="20"/>
+                <w:szCs w:val="20"/>
+              </w:rPr>
+              <w:t xml:space="preserve">Multiplying a number by everything inside the parentheses: a(b + c) = ab + ac.</w:t>
+            </w:r>
+          </w:p>
+        </w:tc>
+        <w:tc>
+          <w:tcPr>
+            <w:tcW w:type="dxa" w:w="2200"/>
+            <w:tcMar>
+              <w:top w:type="dxa" w:w="80"/>
+              <w:left w:type="dxa" w:w="100"/>
+              <w:bottom w:type="dxa" w:w="80"/>
+              <w:right w:type="dxa" w:w="100"/>
+            </w:tcMar>
+            <w:vAlign w:val="top"/>
+          </w:tcPr>
+          <w:p>
+            <w:pPr>
+              <w:spacing w:after="40"/>
+            </w:pPr>
             <w:r>
               <w:rPr>
                 <w:i/>
@@ -994,89 +1402,41 @@
                 <w:sz w:val="19"/>
                 <w:szCs w:val="19"/>
               </w:rPr>
-              <w:t xml:space="preserve">   Propiedad</w:t>
-            </w:r>
-          </w:p>
+              <w:t xml:space="preserve">Not Distributive Property: write a counter-example that breaks the definition.</w:t>
+            </w:r>
+          </w:p>
+          <w:p>
+            <w:pPr>
+              <w:pBdr>
+                <w:bottom w:val="single" w:color="AFBECC" w:sz="6"/>
+              </w:pBdr>
+              <w:spacing w:after="30" w:before="150"/>
+            </w:pPr>
+            <w:r>
+              <w:t xml:space="preserve"/>
+            </w:r>
+          </w:p>
+        </w:tc>
+        <w:tc>
+          <w:tcPr>
+            <w:tcW w:type="dxa" w:w="2200"/>
+            <w:tcMar>
+              <w:top w:type="dxa" w:w="80"/>
+              <w:left w:type="dxa" w:w="100"/>
+              <w:bottom w:type="dxa" w:w="80"/>
+              <w:right w:type="dxa" w:w="100"/>
+            </w:tcMar>
+            <w:vAlign w:val="top"/>
+          </w:tcPr>
           <w:p>
             <w:pPr>
               <w:spacing w:after="40"/>
-            </w:pPr>
-            <w:r>
-              <w:rPr>
-                <w:sz w:val="21"/>
-                <w:szCs w:val="21"/>
-              </w:rPr>
-              <w:t xml:space="preserve">A rule that is always true in math.</w:t>
-            </w:r>
-          </w:p>
-          <w:p>
-            <w:pPr>
-              <w:spacing w:after="0"/>
-            </w:pPr>
-            <w:r>
-              <w:rPr>
-                <w:b/>
-                <w:bCs/>
-                <w:color w:val="1FA6A2"/>
-                <w:sz w:val="18"/>
-                <w:szCs w:val="18"/>
-              </w:rPr>
-              <w:t xml:space="preserve">Example:  </w:t>
-            </w:r>
-            <w:r>
-              <w:rPr>
-                <w:i/>
-                <w:iCs/>
-                <w:color w:val="5F6F80"/>
-                <w:sz w:val="18"/>
-                <w:szCs w:val="18"/>
-              </w:rPr>
-              <w:t xml:space="preserve">Commutative works for + and ×, but NOT for − or ÷ (since 5 − 3 = 2 but 3 − 5 = −2)</w:t>
-            </w:r>
-          </w:p>
-        </w:tc>
-      </w:tr>
-    </w:tbl>
-    <w:tbl>
-      <w:tblPr>
-        <w:tblW w:type="pct" w:w="100%"/>
-        <w:tblBorders>
-          <w:top w:val="none" w:color="FFFFFF" w:sz="0"/>
-          <w:left w:val="none" w:color="FFFFFF" w:sz="0"/>
-          <w:bottom w:val="single" w:color="C7D2DD" w:sz="4"/>
-          <w:right w:val="none" w:color="FFFFFF" w:sz="0"/>
-          <w:insideH w:val="none" w:color="FFFFFF" w:sz="0"/>
-          <w:insideV w:val="none" w:color="FFFFFF" w:sz="0"/>
-        </w:tblBorders>
-      </w:tblPr>
-      <w:tblGrid>
-        <w:gridCol w:w="1800"/>
-        <w:gridCol w:w="7560"/>
-      </w:tblGrid>
-      <w:tr>
-        <w:trPr>
-          <w:cantSplit/>
-        </w:trPr>
-        <w:tc>
-          <w:tcPr>
-            <w:tcW w:type="dxa" w:w="1800"/>
-            <w:tcMar>
-              <w:top w:type="dxa" w:w="100"/>
-              <w:left w:type="dxa" w:w="40"/>
-              <w:bottom w:type="dxa" w:w="100"/>
-              <w:right w:type="dxa" w:w="120"/>
-            </w:tcMar>
-            <w:vAlign w:val="center"/>
-          </w:tcPr>
-          <w:p>
-            <w:pPr>
-              <w:spacing w:after="0"/>
               <w:jc w:val="center"/>
             </w:pPr>
             <w:r>
               <w:drawing>
                 <wp:inline distT="0" distB="0" distL="0" distR="0">
-                  <wp:extent cx="1047750" cy="790575"/>
+                  <wp:extent cx="876300" cy="657225"/>
                   <wp:effectExtent t="0" r="0" b="0" l="0"/>
                   <wp:docPr id="1" name="" descr="" title=""/>
                   <wp:cNvGraphicFramePr>
@@ -1101,7 +1461,7 @@
                         <pic:spPr bwMode="auto">
                           <a:xfrm>
                             <a:off x="0" y="0"/>
-                            <a:ext cx="1047750" cy="790575"/>
+                            <a:ext cx="876300" cy="657225"/>
                           </a:xfrm>
                           <a:prstGeom prst="rect">
                             <a:avLst/>
@@ -1114,32 +1474,108 @@
               </w:drawing>
             </w:r>
           </w:p>
-        </w:tc>
-        <w:tc>
-          <w:tcPr>
-            <w:tcW w:type="dxa" w:w="7560"/>
-            <w:tcMar>
-              <w:top w:type="dxa" w:w="100"/>
-              <w:left w:type="dxa" w:w="40"/>
-              <w:bottom w:type="dxa" w:w="100"/>
-              <w:right w:type="dxa" w:w="40"/>
-            </w:tcMar>
-            <w:vAlign w:val="center"/>
-          </w:tcPr>
-          <w:p>
-            <w:pPr>
-              <w:spacing w:after="50"/>
+          <w:p>
+            <w:pPr>
+              <w:spacing w:after="0"/>
+            </w:pPr>
+            <w:r>
+              <w:rPr>
+                <w:i/>
+                <w:iCs/>
+                <w:color w:val="5F6F80"/>
+                <w:sz w:val="18"/>
+                <w:szCs w:val="18"/>
+              </w:rPr>
+              <w:t xml:space="preserve">5(7 + 2) = 5 × 7 + 5 × 2 = 35 + 10 = 45; and 5 × 9 = 45 — same answer either way</w:t>
+            </w:r>
+          </w:p>
+        </w:tc>
+      </w:tr>
+      <w:tr>
+        <w:trPr>
+          <w:cantSplit/>
+        </w:trPr>
+        <w:tc>
+          <w:tcPr>
+            <w:tcW w:type="dxa" w:w="1800"/>
+            <w:tcMar>
+              <w:top w:type="dxa" w:w="80"/>
+              <w:left w:type="dxa" w:w="100"/>
+              <w:bottom w:type="dxa" w:w="80"/>
+              <w:right w:type="dxa" w:w="100"/>
+            </w:tcMar>
+            <w:vAlign w:val="top"/>
+          </w:tcPr>
+          <w:p>
+            <w:pPr>
+              <w:spacing w:after="30"/>
             </w:pPr>
             <w:r>
               <w:rPr>
                 <w:b/>
                 <w:bCs/>
                 <w:color w:val="12355B"/>
-                <w:sz w:val="24"/>
-                <w:szCs w:val="24"/>
-              </w:rPr>
-              <w:t xml:space="preserve">Distributive Property</w:t>
-            </w:r>
+                <w:sz w:val="21"/>
+                <w:szCs w:val="21"/>
+              </w:rPr>
+              <w:t xml:space="preserve">Equivalent expressions</w:t>
+            </w:r>
+          </w:p>
+          <w:p>
+            <w:pPr>
+              <w:spacing w:after="0"/>
+            </w:pPr>
+            <w:r>
+              <w:rPr>
+                <w:i/>
+                <w:iCs/>
+                <w:color w:val="5F6F80"/>
+                <w:sz w:val="18"/>
+                <w:szCs w:val="18"/>
+              </w:rPr>
+              <w:t xml:space="preserve">Expresiones equivalentes</w:t>
+            </w:r>
+          </w:p>
+        </w:tc>
+        <w:tc>
+          <w:tcPr>
+            <w:tcW w:type="dxa" w:w="3160"/>
+            <w:tcMar>
+              <w:top w:type="dxa" w:w="80"/>
+              <w:left w:type="dxa" w:w="100"/>
+              <w:bottom w:type="dxa" w:w="80"/>
+              <w:right w:type="dxa" w:w="100"/>
+            </w:tcMar>
+            <w:vAlign w:val="top"/>
+          </w:tcPr>
+          <w:p>
+            <w:pPr>
+              <w:spacing w:after="0"/>
+            </w:pPr>
+            <w:r>
+              <w:rPr>
+                <w:sz w:val="20"/>
+                <w:szCs w:val="20"/>
+              </w:rPr>
+              <w:t xml:space="preserve">Expressions that have the same value for every value of the variable.</w:t>
+            </w:r>
+          </w:p>
+        </w:tc>
+        <w:tc>
+          <w:tcPr>
+            <w:tcW w:type="dxa" w:w="2200"/>
+            <w:tcMar>
+              <w:top w:type="dxa" w:w="80"/>
+              <w:left w:type="dxa" w:w="100"/>
+              <w:bottom w:type="dxa" w:w="80"/>
+              <w:right w:type="dxa" w:w="100"/>
+            </w:tcMar>
+            <w:vAlign w:val="top"/>
+          </w:tcPr>
+          <w:p>
+            <w:pPr>
+              <w:spacing w:after="40"/>
+            </w:pPr>
             <w:r>
               <w:rPr>
                 <w:i/>
@@ -1148,89 +1584,41 @@
                 <w:sz w:val="19"/>
                 <w:szCs w:val="19"/>
               </w:rPr>
-              <w:t xml:space="preserve">   Propiedad distributiva</w:t>
-            </w:r>
-          </w:p>
+              <w:t xml:space="preserve">Not Equivalent expressions: write a counter-example that breaks the definition.</w:t>
+            </w:r>
+          </w:p>
+          <w:p>
+            <w:pPr>
+              <w:pBdr>
+                <w:bottom w:val="single" w:color="AFBECC" w:sz="6"/>
+              </w:pBdr>
+              <w:spacing w:after="30" w:before="150"/>
+            </w:pPr>
+            <w:r>
+              <w:t xml:space="preserve"/>
+            </w:r>
+          </w:p>
+        </w:tc>
+        <w:tc>
+          <w:tcPr>
+            <w:tcW w:type="dxa" w:w="2200"/>
+            <w:tcMar>
+              <w:top w:type="dxa" w:w="80"/>
+              <w:left w:type="dxa" w:w="100"/>
+              <w:bottom w:type="dxa" w:w="80"/>
+              <w:right w:type="dxa" w:w="100"/>
+            </w:tcMar>
+            <w:vAlign w:val="top"/>
+          </w:tcPr>
           <w:p>
             <w:pPr>
               <w:spacing w:after="40"/>
-            </w:pPr>
-            <w:r>
-              <w:rPr>
-                <w:sz w:val="21"/>
-                <w:szCs w:val="21"/>
-              </w:rPr>
-              <w:t xml:space="preserve">Multiplying a number by everything inside the parentheses: a(b + c) = ab + ac.</w:t>
-            </w:r>
-          </w:p>
-          <w:p>
-            <w:pPr>
-              <w:spacing w:after="0"/>
-            </w:pPr>
-            <w:r>
-              <w:rPr>
-                <w:b/>
-                <w:bCs/>
-                <w:color w:val="1FA6A2"/>
-                <w:sz w:val="18"/>
-                <w:szCs w:val="18"/>
-              </w:rPr>
-              <w:t xml:space="preserve">Example:  </w:t>
-            </w:r>
-            <w:r>
-              <w:rPr>
-                <w:i/>
-                <w:iCs/>
-                <w:color w:val="5F6F80"/>
-                <w:sz w:val="18"/>
-                <w:szCs w:val="18"/>
-              </w:rPr>
-              <w:t xml:space="preserve">5(7 + 2) = 5 × 7 + 5 × 2 = 35 + 10 = 45; and 5 × 9 = 45 — same answer either way</w:t>
-            </w:r>
-          </w:p>
-        </w:tc>
-      </w:tr>
-    </w:tbl>
-    <w:tbl>
-      <w:tblPr>
-        <w:tblW w:type="pct" w:w="100%"/>
-        <w:tblBorders>
-          <w:top w:val="none" w:color="FFFFFF" w:sz="0"/>
-          <w:left w:val="none" w:color="FFFFFF" w:sz="0"/>
-          <w:bottom w:val="single" w:color="C7D2DD" w:sz="4"/>
-          <w:right w:val="none" w:color="FFFFFF" w:sz="0"/>
-          <w:insideH w:val="none" w:color="FFFFFF" w:sz="0"/>
-          <w:insideV w:val="none" w:color="FFFFFF" w:sz="0"/>
-        </w:tblBorders>
-      </w:tblPr>
-      <w:tblGrid>
-        <w:gridCol w:w="1800"/>
-        <w:gridCol w:w="7560"/>
-      </w:tblGrid>
-      <w:tr>
-        <w:trPr>
-          <w:cantSplit/>
-        </w:trPr>
-        <w:tc>
-          <w:tcPr>
-            <w:tcW w:type="dxa" w:w="1800"/>
-            <w:tcMar>
-              <w:top w:type="dxa" w:w="100"/>
-              <w:left w:type="dxa" w:w="40"/>
-              <w:bottom w:type="dxa" w:w="100"/>
-              <w:right w:type="dxa" w:w="120"/>
-            </w:tcMar>
-            <w:vAlign w:val="center"/>
-          </w:tcPr>
-          <w:p>
-            <w:pPr>
-              <w:spacing w:after="0"/>
               <w:jc w:val="center"/>
             </w:pPr>
             <w:r>
               <w:drawing>
                 <wp:inline distT="0" distB="0" distL="0" distR="0">
-                  <wp:extent cx="1047750" cy="790575"/>
+                  <wp:extent cx="876300" cy="657225"/>
                   <wp:effectExtent t="0" r="0" b="0" l="0"/>
                   <wp:docPr id="1" name="" descr="" title=""/>
                   <wp:cNvGraphicFramePr>
@@ -1255,7 +1643,7 @@
                         <pic:spPr bwMode="auto">
                           <a:xfrm>
                             <a:off x="0" y="0"/>
-                            <a:ext cx="1047750" cy="790575"/>
+                            <a:ext cx="876300" cy="657225"/>
                           </a:xfrm>
                           <a:prstGeom prst="rect">
                             <a:avLst/>
@@ -1268,32 +1656,108 @@
               </w:drawing>
             </w:r>
           </w:p>
-        </w:tc>
-        <w:tc>
-          <w:tcPr>
-            <w:tcW w:type="dxa" w:w="7560"/>
-            <w:tcMar>
-              <w:top w:type="dxa" w:w="100"/>
-              <w:left w:type="dxa" w:w="40"/>
-              <w:bottom w:type="dxa" w:w="100"/>
-              <w:right w:type="dxa" w:w="40"/>
-            </w:tcMar>
-            <w:vAlign w:val="center"/>
-          </w:tcPr>
-          <w:p>
-            <w:pPr>
-              <w:spacing w:after="50"/>
+          <w:p>
+            <w:pPr>
+              <w:spacing w:after="0"/>
+            </w:pPr>
+            <w:r>
+              <w:rPr>
+                <w:i/>
+                <w:iCs/>
+                <w:color w:val="5F6F80"/>
+                <w:sz w:val="18"/>
+                <w:szCs w:val="18"/>
+              </w:rPr>
+              <w:t xml:space="preserve">6(y + 3) + 9y = 15y + 18</w:t>
+            </w:r>
+          </w:p>
+        </w:tc>
+      </w:tr>
+      <w:tr>
+        <w:trPr>
+          <w:cantSplit/>
+        </w:trPr>
+        <w:tc>
+          <w:tcPr>
+            <w:tcW w:type="dxa" w:w="1800"/>
+            <w:tcMar>
+              <w:top w:type="dxa" w:w="80"/>
+              <w:left w:type="dxa" w:w="100"/>
+              <w:bottom w:type="dxa" w:w="80"/>
+              <w:right w:type="dxa" w:w="100"/>
+            </w:tcMar>
+            <w:vAlign w:val="top"/>
+          </w:tcPr>
+          <w:p>
+            <w:pPr>
+              <w:spacing w:after="30"/>
             </w:pPr>
             <w:r>
               <w:rPr>
                 <w:b/>
                 <w:bCs/>
                 <w:color w:val="12355B"/>
-                <w:sz w:val="24"/>
-                <w:szCs w:val="24"/>
-              </w:rPr>
-              <w:t xml:space="preserve">Equivalent expressions</w:t>
-            </w:r>
+                <w:sz w:val="21"/>
+                <w:szCs w:val="21"/>
+              </w:rPr>
+              <w:t xml:space="preserve">Expand</w:t>
+            </w:r>
+          </w:p>
+          <w:p>
+            <w:pPr>
+              <w:spacing w:after="0"/>
+            </w:pPr>
+            <w:r>
+              <w:rPr>
+                <w:i/>
+                <w:iCs/>
+                <w:color w:val="5F6F80"/>
+                <w:sz w:val="18"/>
+                <w:szCs w:val="18"/>
+              </w:rPr>
+              <w:t xml:space="preserve">Desarrollar</w:t>
+            </w:r>
+          </w:p>
+        </w:tc>
+        <w:tc>
+          <w:tcPr>
+            <w:tcW w:type="dxa" w:w="3160"/>
+            <w:tcMar>
+              <w:top w:type="dxa" w:w="80"/>
+              <w:left w:type="dxa" w:w="100"/>
+              <w:bottom w:type="dxa" w:w="80"/>
+              <w:right w:type="dxa" w:w="100"/>
+            </w:tcMar>
+            <w:vAlign w:val="top"/>
+          </w:tcPr>
+          <w:p>
+            <w:pPr>
+              <w:spacing w:after="0"/>
+            </w:pPr>
+            <w:r>
+              <w:rPr>
+                <w:sz w:val="20"/>
+                <w:szCs w:val="20"/>
+              </w:rPr>
+              <w:t xml:space="preserve">Multiply out an expression to remove the parentheses.</w:t>
+            </w:r>
+          </w:p>
+        </w:tc>
+        <w:tc>
+          <w:tcPr>
+            <w:tcW w:type="dxa" w:w="2200"/>
+            <w:tcMar>
+              <w:top w:type="dxa" w:w="80"/>
+              <w:left w:type="dxa" w:w="100"/>
+              <w:bottom w:type="dxa" w:w="80"/>
+              <w:right w:type="dxa" w:w="100"/>
+            </w:tcMar>
+            <w:vAlign w:val="top"/>
+          </w:tcPr>
+          <w:p>
+            <w:pPr>
+              <w:spacing w:after="40"/>
+            </w:pPr>
             <w:r>
               <w:rPr>
                 <w:i/>
@@ -1302,89 +1766,41 @@
                 <w:sz w:val="19"/>
                 <w:szCs w:val="19"/>
               </w:rPr>
-              <w:t xml:space="preserve">   Expresiones equivalentes</w:t>
-            </w:r>
-          </w:p>
+              <w:t xml:space="preserve">Not Expand: write a counter-example that breaks the definition.</w:t>
+            </w:r>
+          </w:p>
+          <w:p>
+            <w:pPr>
+              <w:pBdr>
+                <w:bottom w:val="single" w:color="AFBECC" w:sz="6"/>
+              </w:pBdr>
+              <w:spacing w:after="30" w:before="150"/>
+            </w:pPr>
+            <w:r>
+              <w:t xml:space="preserve"/>
+            </w:r>
+          </w:p>
+        </w:tc>
+        <w:tc>
+          <w:tcPr>
+            <w:tcW w:type="dxa" w:w="2200"/>
+            <w:tcMar>
+              <w:top w:type="dxa" w:w="80"/>
+              <w:left w:type="dxa" w:w="100"/>
+              <w:bottom w:type="dxa" w:w="80"/>
+              <w:right w:type="dxa" w:w="100"/>
+            </w:tcMar>
+            <w:vAlign w:val="top"/>
+          </w:tcPr>
           <w:p>
             <w:pPr>
               <w:spacing w:after="40"/>
-            </w:pPr>
-            <w:r>
-              <w:rPr>
-                <w:sz w:val="21"/>
-                <w:szCs w:val="21"/>
-              </w:rPr>
-              <w:t xml:space="preserve">Expressions that have the same value for every value of the variable.</w:t>
-            </w:r>
-          </w:p>
-          <w:p>
-            <w:pPr>
-              <w:spacing w:after="0"/>
-            </w:pPr>
-            <w:r>
-              <w:rPr>
-                <w:b/>
-                <w:bCs/>
-                <w:color w:val="1FA6A2"/>
-                <w:sz w:val="18"/>
-                <w:szCs w:val="18"/>
-              </w:rPr>
-              <w:t xml:space="preserve">Example:  </w:t>
-            </w:r>
-            <w:r>
-              <w:rPr>
-                <w:i/>
-                <w:iCs/>
-                <w:color w:val="5F6F80"/>
-                <w:sz w:val="18"/>
-                <w:szCs w:val="18"/>
-              </w:rPr>
-              <w:t xml:space="preserve">6(y + 3) + 9y = 15y + 18</w:t>
-            </w:r>
-          </w:p>
-        </w:tc>
-      </w:tr>
-    </w:tbl>
-    <w:tbl>
-      <w:tblPr>
-        <w:tblW w:type="pct" w:w="100%"/>
-        <w:tblBorders>
-          <w:top w:val="none" w:color="FFFFFF" w:sz="0"/>
-          <w:left w:val="none" w:color="FFFFFF" w:sz="0"/>
-          <w:bottom w:val="single" w:color="C7D2DD" w:sz="4"/>
-          <w:right w:val="none" w:color="FFFFFF" w:sz="0"/>
-          <w:insideH w:val="none" w:color="FFFFFF" w:sz="0"/>
-          <w:insideV w:val="none" w:color="FFFFFF" w:sz="0"/>
-        </w:tblBorders>
-      </w:tblPr>
-      <w:tblGrid>
-        <w:gridCol w:w="1800"/>
-        <w:gridCol w:w="7560"/>
-      </w:tblGrid>
-      <w:tr>
-        <w:trPr>
-          <w:cantSplit/>
-        </w:trPr>
-        <w:tc>
-          <w:tcPr>
-            <w:tcW w:type="dxa" w:w="1800"/>
-            <w:tcMar>
-              <w:top w:type="dxa" w:w="100"/>
-              <w:left w:type="dxa" w:w="40"/>
-              <w:bottom w:type="dxa" w:w="100"/>
-              <w:right w:type="dxa" w:w="120"/>
-            </w:tcMar>
-            <w:vAlign w:val="center"/>
-          </w:tcPr>
-          <w:p>
-            <w:pPr>
-              <w:spacing w:after="0"/>
               <w:jc w:val="center"/>
             </w:pPr>
             <w:r>
               <w:drawing>
                 <wp:inline distT="0" distB="0" distL="0" distR="0">
-                  <wp:extent cx="1047750" cy="790575"/>
+                  <wp:extent cx="876300" cy="657225"/>
                   <wp:effectExtent t="0" r="0" b="0" l="0"/>
                   <wp:docPr id="1" name="" descr="" title=""/>
                   <wp:cNvGraphicFramePr>
@@ -1409,7 +1825,7 @@
                         <pic:spPr bwMode="auto">
                           <a:xfrm>
                             <a:off x="0" y="0"/>
-                            <a:ext cx="1047750" cy="790575"/>
+                            <a:ext cx="876300" cy="657225"/>
                           </a:xfrm>
                           <a:prstGeom prst="rect">
                             <a:avLst/>
@@ -1422,32 +1838,108 @@
               </w:drawing>
             </w:r>
           </w:p>
-        </w:tc>
-        <w:tc>
-          <w:tcPr>
-            <w:tcW w:type="dxa" w:w="7560"/>
-            <w:tcMar>
-              <w:top w:type="dxa" w:w="100"/>
-              <w:left w:type="dxa" w:w="40"/>
-              <w:bottom w:type="dxa" w:w="100"/>
-              <w:right w:type="dxa" w:w="40"/>
-            </w:tcMar>
-            <w:vAlign w:val="center"/>
-          </w:tcPr>
-          <w:p>
-            <w:pPr>
-              <w:spacing w:after="50"/>
+          <w:p>
+            <w:pPr>
+              <w:spacing w:after="0"/>
+            </w:pPr>
+            <w:r>
+              <w:rPr>
+                <w:i/>
+                <w:iCs/>
+                <w:color w:val="5F6F80"/>
+                <w:sz w:val="18"/>
+                <w:szCs w:val="18"/>
+              </w:rPr>
+              <w:t xml:space="preserve">6(3x + 4) = 18x + 24</w:t>
+            </w:r>
+          </w:p>
+        </w:tc>
+      </w:tr>
+      <w:tr>
+        <w:trPr>
+          <w:cantSplit/>
+        </w:trPr>
+        <w:tc>
+          <w:tcPr>
+            <w:tcW w:type="dxa" w:w="1800"/>
+            <w:tcMar>
+              <w:top w:type="dxa" w:w="80"/>
+              <w:left w:type="dxa" w:w="100"/>
+              <w:bottom w:type="dxa" w:w="80"/>
+              <w:right w:type="dxa" w:w="100"/>
+            </w:tcMar>
+            <w:vAlign w:val="top"/>
+          </w:tcPr>
+          <w:p>
+            <w:pPr>
+              <w:spacing w:after="30"/>
             </w:pPr>
             <w:r>
               <w:rPr>
                 <w:b/>
                 <w:bCs/>
                 <w:color w:val="12355B"/>
-                <w:sz w:val="24"/>
-                <w:szCs w:val="24"/>
-              </w:rPr>
-              <w:t xml:space="preserve">Expand</w:t>
-            </w:r>
+                <w:sz w:val="21"/>
+                <w:szCs w:val="21"/>
+              </w:rPr>
+              <w:t xml:space="preserve">Factor an expression</w:t>
+            </w:r>
+          </w:p>
+          <w:p>
+            <w:pPr>
+              <w:spacing w:after="0"/>
+            </w:pPr>
+            <w:r>
+              <w:rPr>
+                <w:i/>
+                <w:iCs/>
+                <w:color w:val="5F6F80"/>
+                <w:sz w:val="18"/>
+                <w:szCs w:val="18"/>
+              </w:rPr>
+              <w:t xml:space="preserve">Factorizar una expresión</w:t>
+            </w:r>
+          </w:p>
+        </w:tc>
+        <w:tc>
+          <w:tcPr>
+            <w:tcW w:type="dxa" w:w="3160"/>
+            <w:tcMar>
+              <w:top w:type="dxa" w:w="80"/>
+              <w:left w:type="dxa" w:w="100"/>
+              <w:bottom w:type="dxa" w:w="80"/>
+              <w:right w:type="dxa" w:w="100"/>
+            </w:tcMar>
+            <w:vAlign w:val="top"/>
+          </w:tcPr>
+          <w:p>
+            <w:pPr>
+              <w:spacing w:after="0"/>
+            </w:pPr>
+            <w:r>
+              <w:rPr>
+                <w:sz w:val="20"/>
+                <w:szCs w:val="20"/>
+              </w:rPr>
+              <w:t xml:space="preserve">Pull a shared factor outside parentheses.</w:t>
+            </w:r>
+          </w:p>
+        </w:tc>
+        <w:tc>
+          <w:tcPr>
+            <w:tcW w:type="dxa" w:w="2200"/>
+            <w:tcMar>
+              <w:top w:type="dxa" w:w="80"/>
+              <w:left w:type="dxa" w:w="100"/>
+              <w:bottom w:type="dxa" w:w="80"/>
+              <w:right w:type="dxa" w:w="100"/>
+            </w:tcMar>
+            <w:vAlign w:val="top"/>
+          </w:tcPr>
+          <w:p>
+            <w:pPr>
+              <w:spacing w:after="40"/>
+            </w:pPr>
             <w:r>
               <w:rPr>
                 <w:i/>
@@ -1456,89 +1948,41 @@
                 <w:sz w:val="19"/>
                 <w:szCs w:val="19"/>
               </w:rPr>
-              <w:t xml:space="preserve">   Desarrollar</w:t>
-            </w:r>
-          </w:p>
+              <w:t xml:space="preserve">Not Factor an expression: write a counter-example that breaks the definition.</w:t>
+            </w:r>
+          </w:p>
+          <w:p>
+            <w:pPr>
+              <w:pBdr>
+                <w:bottom w:val="single" w:color="AFBECC" w:sz="6"/>
+              </w:pBdr>
+              <w:spacing w:after="30" w:before="150"/>
+            </w:pPr>
+            <w:r>
+              <w:t xml:space="preserve"/>
+            </w:r>
+          </w:p>
+        </w:tc>
+        <w:tc>
+          <w:tcPr>
+            <w:tcW w:type="dxa" w:w="2200"/>
+            <w:tcMar>
+              <w:top w:type="dxa" w:w="80"/>
+              <w:left w:type="dxa" w:w="100"/>
+              <w:bottom w:type="dxa" w:w="80"/>
+              <w:right w:type="dxa" w:w="100"/>
+            </w:tcMar>
+            <w:vAlign w:val="top"/>
+          </w:tcPr>
           <w:p>
             <w:pPr>
               <w:spacing w:after="40"/>
-            </w:pPr>
-            <w:r>
-              <w:rPr>
-                <w:sz w:val="21"/>
-                <w:szCs w:val="21"/>
-              </w:rPr>
-              <w:t xml:space="preserve">Multiply out an expression to remove the parentheses.</w:t>
-            </w:r>
-          </w:p>
-          <w:p>
-            <w:pPr>
-              <w:spacing w:after="0"/>
-            </w:pPr>
-            <w:r>
-              <w:rPr>
-                <w:b/>
-                <w:bCs/>
-                <w:color w:val="1FA6A2"/>
-                <w:sz w:val="18"/>
-                <w:szCs w:val="18"/>
-              </w:rPr>
-              <w:t xml:space="preserve">Example:  </w:t>
-            </w:r>
-            <w:r>
-              <w:rPr>
-                <w:i/>
-                <w:iCs/>
-                <w:color w:val="5F6F80"/>
-                <w:sz w:val="18"/>
-                <w:szCs w:val="18"/>
-              </w:rPr>
-              <w:t xml:space="preserve">6(3x + 4) = 18x + 24</w:t>
-            </w:r>
-          </w:p>
-        </w:tc>
-      </w:tr>
-    </w:tbl>
-    <w:tbl>
-      <w:tblPr>
-        <w:tblW w:type="pct" w:w="100%"/>
-        <w:tblBorders>
-          <w:top w:val="none" w:color="FFFFFF" w:sz="0"/>
-          <w:left w:val="none" w:color="FFFFFF" w:sz="0"/>
-          <w:bottom w:val="single" w:color="C7D2DD" w:sz="4"/>
-          <w:right w:val="none" w:color="FFFFFF" w:sz="0"/>
-          <w:insideH w:val="none" w:color="FFFFFF" w:sz="0"/>
-          <w:insideV w:val="none" w:color="FFFFFF" w:sz="0"/>
-        </w:tblBorders>
-      </w:tblPr>
-      <w:tblGrid>
-        <w:gridCol w:w="1800"/>
-        <w:gridCol w:w="7560"/>
-      </w:tblGrid>
-      <w:tr>
-        <w:trPr>
-          <w:cantSplit/>
-        </w:trPr>
-        <w:tc>
-          <w:tcPr>
-            <w:tcW w:type="dxa" w:w="1800"/>
-            <w:tcMar>
-              <w:top w:type="dxa" w:w="100"/>
-              <w:left w:type="dxa" w:w="40"/>
-              <w:bottom w:type="dxa" w:w="100"/>
-              <w:right w:type="dxa" w:w="120"/>
-            </w:tcMar>
-            <w:vAlign w:val="center"/>
-          </w:tcPr>
-          <w:p>
-            <w:pPr>
-              <w:spacing w:after="0"/>
               <w:jc w:val="center"/>
             </w:pPr>
             <w:r>
               <w:drawing>
                 <wp:inline distT="0" distB="0" distL="0" distR="0">
-                  <wp:extent cx="1047750" cy="790575"/>
+                  <wp:extent cx="876300" cy="657225"/>
                   <wp:effectExtent t="0" r="0" b="0" l="0"/>
                   <wp:docPr id="1" name="" descr="" title=""/>
                   <wp:cNvGraphicFramePr>
@@ -1563,7 +2007,7 @@
                         <pic:spPr bwMode="auto">
                           <a:xfrm>
                             <a:off x="0" y="0"/>
-                            <a:ext cx="1047750" cy="790575"/>
+                            <a:ext cx="876300" cy="657225"/>
                           </a:xfrm>
                           <a:prstGeom prst="rect">
                             <a:avLst/>
@@ -1576,69 +2020,10 @@
               </w:drawing>
             </w:r>
           </w:p>
-        </w:tc>
-        <w:tc>
-          <w:tcPr>
-            <w:tcW w:type="dxa" w:w="7560"/>
-            <w:tcMar>
-              <w:top w:type="dxa" w:w="100"/>
-              <w:left w:type="dxa" w:w="40"/>
-              <w:bottom w:type="dxa" w:w="100"/>
-              <w:right w:type="dxa" w:w="40"/>
-            </w:tcMar>
-            <w:vAlign w:val="center"/>
-          </w:tcPr>
-          <w:p>
-            <w:pPr>
-              <w:spacing w:after="50"/>
-            </w:pPr>
-            <w:r>
-              <w:rPr>
-                <w:b/>
-                <w:bCs/>
-                <w:color w:val="12355B"/>
-                <w:sz w:val="24"/>
-                <w:szCs w:val="24"/>
-              </w:rPr>
-              <w:t xml:space="preserve">Factor an expression</w:t>
-            </w:r>
-            <w:r>
-              <w:rPr>
-                <w:i/>
-                <w:iCs/>
-                <w:color w:val="5F6F80"/>
-                <w:sz w:val="19"/>
-                <w:szCs w:val="19"/>
-              </w:rPr>
-              <w:t xml:space="preserve">   Factorizar una expresión</w:t>
-            </w:r>
-          </w:p>
-          <w:p>
-            <w:pPr>
-              <w:spacing w:after="40"/>
-            </w:pPr>
-            <w:r>
-              <w:rPr>
-                <w:sz w:val="21"/>
-                <w:szCs w:val="21"/>
-              </w:rPr>
-              <w:t xml:space="preserve">Pull a shared factor outside parentheses.</w:t>
-            </w:r>
-          </w:p>
           <w:p>
             <w:pPr>
               <w:spacing w:after="0"/>
             </w:pPr>
-            <w:r>
-              <w:rPr>
-                <w:b/>
-                <w:bCs/>
-                <w:color w:val="1FA6A2"/>
-                <w:sz w:val="18"/>
-                <w:szCs w:val="18"/>
-              </w:rPr>
-              <w:t xml:space="preserve">Example:  </w:t>
-            </w:r>
             <w:r>
               <w:rPr>
                 <w:i/>
@@ -4013,7 +4398,7 @@
           <w:sz w:val="19"/>
           <w:szCs w:val="19"/>
         </w:rPr>
-        <w:t xml:space="preserve">   You Do — show your work</w:t>
+        <w:t xml:space="preserve">   You Do — show your work and reasoning</w:t>
       </w:r>
     </w:p>
     <w:p>
@@ -4028,7 +4413,7 @@
           <w:sz w:val="19"/>
           <w:szCs w:val="19"/>
         </w:rPr>
-        <w:t xml:space="preserve">Solve each problem. Show your thinking in the work box.</w:t>
+        <w:t xml:space="preserve">Solve each problem in the middle column and explain your reasoning using the sentence starters on the right.</w:t>
       </w:r>
     </w:p>
     <w:p>
@@ -4057,120 +4442,219 @@
         <w:t xml:space="preserve">   extra scaffolding</w:t>
       </w:r>
     </w:p>
-    <w:p>
-      <w:pPr>
-        <w:keepNext/>
-        <w:spacing w:after="60" w:before="160"/>
-      </w:pPr>
-      <w:r>
-        <w:rPr>
-          <w:b/>
-          <w:bCs/>
-          <w:color w:val="12355B"/>
-          <w:sz w:val="22"/>
-          <w:szCs w:val="22"/>
-        </w:rPr>
-        <w:t xml:space="preserve">1.  </w:t>
-      </w:r>
-      <w:r>
-        <w:rPr>
-          <w:b/>
-          <w:bCs/>
-          <w:sz w:val="21"/>
-          <w:szCs w:val="21"/>
-        </w:rPr>
-        <w:t xml:space="preserve">Which property is shown? 47 + 0 = 47</w:t>
-      </w:r>
-    </w:p>
-    <w:p>
-      <w:pPr>
-        <w:spacing w:after="40"/>
-        <w:ind w:left="420"/>
-      </w:pPr>
-      <w:r>
-        <w:rPr>
-          <w:sz w:val="20"/>
-          <w:szCs w:val="20"/>
-        </w:rPr>
-        <w:t xml:space="preserve">A)  Commutative Property</w:t>
-      </w:r>
-    </w:p>
-    <w:p>
-      <w:pPr>
-        <w:spacing w:after="40"/>
-        <w:ind w:left="420"/>
-      </w:pPr>
-      <w:r>
-        <w:rPr>
-          <w:sz w:val="20"/>
-          <w:szCs w:val="20"/>
-        </w:rPr>
-        <w:t xml:space="preserve">B)  Associative Property</w:t>
-      </w:r>
-    </w:p>
-    <w:p>
-      <w:pPr>
-        <w:spacing w:after="40"/>
-        <w:ind w:left="420"/>
-      </w:pPr>
-      <w:r>
-        <w:rPr>
-          <w:sz w:val="20"/>
-          <w:szCs w:val="20"/>
-        </w:rPr>
-        <w:t xml:space="preserve">C)  Distributive Property</w:t>
-      </w:r>
-    </w:p>
-    <w:p>
-      <w:pPr>
-        <w:spacing w:after="40"/>
-        <w:ind w:left="420"/>
-      </w:pPr>
-      <w:r>
-        <w:rPr>
-          <w:sz w:val="20"/>
-          <w:szCs w:val="20"/>
-        </w:rPr>
-        <w:t xml:space="preserve">D)  Identity Property</w:t>
-      </w:r>
-    </w:p>
-    <w:p>
-      <w:pPr>
-        <w:spacing w:after="20"/>
-      </w:pPr>
-      <w:r>
-        <w:t xml:space="preserve"/>
-      </w:r>
-    </w:p>
     <w:tbl>
       <w:tblPr>
-        <w:tblW w:type="pct" w:w="100%"/>
+        <w:tblW w:type="dxa" w:w="9360"/>
         <w:tblBorders>
           <w:top w:val="single" w:color="C7D2DD" w:sz="6"/>
           <w:left w:val="single" w:color="C7D2DD" w:sz="6"/>
           <w:bottom w:val="single" w:color="C7D2DD" w:sz="6"/>
           <w:right w:val="single" w:color="C7D2DD" w:sz="6"/>
-          <w:insideH w:val="single" w:color="auto" w:sz="4"/>
-          <w:insideV w:val="single" w:color="auto" w:sz="4"/>
+          <w:insideH w:val="single" w:color="C7D2DD" w:sz="6"/>
+          <w:insideV w:val="single" w:color="C7D2DD" w:sz="6"/>
         </w:tblBorders>
       </w:tblPr>
       <w:tblGrid>
-        <w:gridCol w:w="100"/>
+        <w:gridCol w:w="2800"/>
+        <w:gridCol w:w="3560"/>
+        <w:gridCol w:w="3000"/>
       </w:tblGrid>
       <w:tr>
-        <w:tc>
-          <w:tcPr>
+        <w:trPr>
+          <w:cantSplit/>
+          <w:tblHeader/>
+        </w:trPr>
+        <w:tc>
+          <w:tcPr>
+            <w:tcW w:type="dxa" w:w="2800"/>
+            <w:shd w:fill="EEF4F8" w:color="auto" w:val="clear"/>
+            <w:tcMar>
+              <w:top w:type="dxa" w:w="60"/>
+              <w:left w:type="dxa" w:w="100"/>
+              <w:bottom w:type="dxa" w:w="60"/>
+              <w:right w:type="dxa" w:w="100"/>
+            </w:tcMar>
+          </w:tcPr>
+          <w:p>
+            <w:pPr>
+              <w:spacing w:after="0"/>
+            </w:pPr>
+            <w:r>
+              <w:rPr>
+                <w:b/>
+                <w:bCs/>
+                <w:color w:val="12355B"/>
+                <w:sz w:val="16"/>
+                <w:szCs w:val="16"/>
+              </w:rPr>
+              <w:t xml:space="preserve">CORE PROBLEM / GIVEN REPRESENTATION</w:t>
+            </w:r>
+          </w:p>
+        </w:tc>
+        <w:tc>
+          <w:tcPr>
+            <w:tcW w:type="dxa" w:w="3560"/>
+            <w:shd w:fill="EEF4F8" w:color="auto" w:val="clear"/>
+            <w:tcMar>
+              <w:top w:type="dxa" w:w="60"/>
+              <w:left w:type="dxa" w:w="100"/>
+              <w:bottom w:type="dxa" w:w="60"/>
+              <w:right w:type="dxa" w:w="100"/>
+            </w:tcMar>
+          </w:tcPr>
+          <w:p>
+            <w:pPr>
+              <w:spacing w:after="0"/>
+            </w:pPr>
+            <w:r>
+              <w:rPr>
+                <w:b/>
+                <w:bCs/>
+                <w:color w:val="12355B"/>
+                <w:sz w:val="16"/>
+                <w:szCs w:val="16"/>
+              </w:rPr>
+              <w:t xml:space="preserve">WORKING SPACE / CALCULATION STEPS</w:t>
+            </w:r>
+          </w:p>
+        </w:tc>
+        <w:tc>
+          <w:tcPr>
+            <w:tcW w:type="dxa" w:w="3000"/>
             <w:shd w:fill="FBF3E2" w:color="auto" w:val="clear"/>
             <w:tcMar>
               <w:top w:type="dxa" w:w="60"/>
-              <w:left w:type="dxa" w:w="120"/>
+              <w:left w:type="dxa" w:w="100"/>
               <w:bottom w:type="dxa" w:w="60"/>
-              <w:right w:type="dxa" w:w="120"/>
-            </w:tcMar>
-          </w:tcPr>
-          <w:p>
-            <w:pPr>
-              <w:spacing w:after="0" w:line="320"/>
+              <w:right w:type="dxa" w:w="100"/>
+            </w:tcMar>
+          </w:tcPr>
+          <w:p>
+            <w:pPr>
+              <w:spacing w:after="0"/>
+            </w:pPr>
+            <w:r>
+              <w:rPr>
+                <w:b/>
+                <w:bCs/>
+                <w:color w:val="B97A12"/>
+                <w:sz w:val="16"/>
+                <w:szCs w:val="16"/>
+              </w:rPr>
+              <w:t xml:space="preserve">EXPLAIN YOUR REASONING</w:t>
+            </w:r>
+          </w:p>
+        </w:tc>
+      </w:tr>
+      <w:tr>
+        <w:trPr>
+          <w:cantSplit/>
+        </w:trPr>
+        <w:tc>
+          <w:tcPr>
+            <w:tcW w:type="dxa" w:w="2800"/>
+            <w:tcMar>
+              <w:top w:type="dxa" w:w="80"/>
+              <w:left w:type="dxa" w:w="100"/>
+              <w:bottom w:type="dxa" w:w="80"/>
+              <w:right w:type="dxa" w:w="100"/>
+            </w:tcMar>
+            <w:vAlign w:val="top"/>
+          </w:tcPr>
+          <w:p>
+            <w:pPr>
+              <w:spacing w:after="60"/>
+            </w:pPr>
+            <w:r>
+              <w:rPr>
+                <w:b/>
+                <w:bCs/>
+                <w:color w:val="12355B"/>
+                <w:sz w:val="21"/>
+                <w:szCs w:val="21"/>
+              </w:rPr>
+              <w:t xml:space="preserve">1.  </w:t>
+            </w:r>
+            <w:r>
+              <w:rPr>
+                <w:b/>
+                <w:bCs/>
+                <w:sz w:val="20"/>
+                <w:szCs w:val="20"/>
+              </w:rPr>
+              <w:t xml:space="preserve">Which property is shown? 47 + 0 = 47</w:t>
+            </w:r>
+          </w:p>
+          <w:p>
+            <w:pPr>
+              <w:spacing w:after="30"/>
+              <w:ind w:left="180"/>
+            </w:pPr>
+            <w:r>
+              <w:rPr>
+                <w:sz w:val="19"/>
+                <w:szCs w:val="19"/>
+              </w:rPr>
+              <w:t xml:space="preserve">A)  Commutative Property</w:t>
+            </w:r>
+          </w:p>
+          <w:p>
+            <w:pPr>
+              <w:spacing w:after="30"/>
+              <w:ind w:left="180"/>
+            </w:pPr>
+            <w:r>
+              <w:rPr>
+                <w:sz w:val="19"/>
+                <w:szCs w:val="19"/>
+              </w:rPr>
+              <w:t xml:space="preserve">B)  Associative Property</w:t>
+            </w:r>
+          </w:p>
+          <w:p>
+            <w:pPr>
+              <w:spacing w:after="30"/>
+              <w:ind w:left="180"/>
+            </w:pPr>
+            <w:r>
+              <w:rPr>
+                <w:sz w:val="19"/>
+                <w:szCs w:val="19"/>
+              </w:rPr>
+              <w:t xml:space="preserve">C)  Distributive Property</w:t>
+            </w:r>
+          </w:p>
+          <w:p>
+            <w:pPr>
+              <w:spacing w:after="30"/>
+              <w:ind w:left="180"/>
+            </w:pPr>
+            <w:r>
+              <w:rPr>
+                <w:sz w:val="19"/>
+                <w:szCs w:val="19"/>
+              </w:rPr>
+              <w:t xml:space="preserve">D)  Identity Property</w:t>
+            </w:r>
+          </w:p>
+        </w:tc>
+        <w:tc>
+          <w:tcPr>
+            <w:tcW w:type="dxa" w:w="3560"/>
+            <w:tcMar>
+              <w:top w:type="dxa" w:w="80"/>
+              <w:left w:type="dxa" w:w="100"/>
+              <w:bottom w:type="dxa" w:w="80"/>
+              <w:right w:type="dxa" w:w="100"/>
+            </w:tcMar>
+            <w:vAlign w:val="top"/>
+          </w:tcPr>
+          <w:p>
+            <w:pPr>
+              <w:pBdr>
+                <w:bottom w:val="single" w:color="AFBECC" w:sz="6"/>
+              </w:pBdr>
+              <w:spacing w:after="30" w:before="150"/>
             </w:pPr>
             <w:r>
               <w:t xml:space="preserve"/>
@@ -4178,7 +4662,147 @@
           </w:p>
           <w:p>
             <w:pPr>
-              <w:spacing w:after="0" w:line="320"/>
+              <w:pBdr>
+                <w:bottom w:val="single" w:color="AFBECC" w:sz="6"/>
+              </w:pBdr>
+              <w:spacing w:after="30" w:before="150"/>
+            </w:pPr>
+            <w:r>
+              <w:t xml:space="preserve"/>
+            </w:r>
+          </w:p>
+          <w:p>
+            <w:pPr>
+              <w:pBdr>
+                <w:bottom w:val="single" w:color="AFBECC" w:sz="6"/>
+              </w:pBdr>
+              <w:spacing w:after="30" w:before="150"/>
+            </w:pPr>
+            <w:r>
+              <w:t xml:space="preserve"/>
+            </w:r>
+          </w:p>
+          <w:p>
+            <w:pPr>
+              <w:pBdr>
+                <w:bottom w:val="single" w:color="AFBECC" w:sz="6"/>
+              </w:pBdr>
+              <w:spacing w:after="30" w:before="150"/>
+            </w:pPr>
+            <w:r>
+              <w:t xml:space="preserve"/>
+            </w:r>
+          </w:p>
+        </w:tc>
+        <w:tc>
+          <w:tcPr>
+            <w:tcW w:type="dxa" w:w="3000"/>
+            <w:shd w:fill="FBF3E2" w:color="auto" w:val="clear"/>
+            <w:tcMar>
+              <w:top w:type="dxa" w:w="80"/>
+              <w:left w:type="dxa" w:w="100"/>
+              <w:bottom w:type="dxa" w:w="80"/>
+              <w:right w:type="dxa" w:w="100"/>
+            </w:tcMar>
+            <w:vAlign w:val="top"/>
+          </w:tcPr>
+          <w:p>
+            <w:pPr>
+              <w:spacing w:after="40"/>
+            </w:pPr>
+            <w:r>
+              <w:rPr>
+                <w:b/>
+                <w:bCs/>
+                <w:color w:val="12355B"/>
+                <w:sz w:val="19"/>
+                <w:szCs w:val="19"/>
+              </w:rPr>
+              <w:t xml:space="preserve">Because... </w:t>
+            </w:r>
+            <w:r>
+              <w:rPr>
+                <w:color w:val="AFBECC"/>
+                <w:sz w:val="19"/>
+                <w:szCs w:val="19"/>
+              </w:rPr>
+              <w:t xml:space="preserve">________________</w:t>
+            </w:r>
+          </w:p>
+          <w:p>
+            <w:pPr>
+              <w:pBdr>
+                <w:bottom w:val="single" w:color="AFBECC" w:sz="6"/>
+              </w:pBdr>
+              <w:spacing w:after="30" w:before="150"/>
+            </w:pPr>
+            <w:r>
+              <w:t xml:space="preserve"/>
+            </w:r>
+          </w:p>
+          <w:p>
+            <w:pPr>
+              <w:spacing w:after="40" w:before="80"/>
+            </w:pPr>
+            <w:r>
+              <w:rPr>
+                <w:b/>
+                <w:bCs/>
+                <w:color w:val="6B4FA0"/>
+                <w:sz w:val="19"/>
+                <w:szCs w:val="19"/>
+              </w:rPr>
+              <w:t xml:space="preserve">Although... </w:t>
+            </w:r>
+            <w:r>
+              <w:rPr>
+                <w:color w:val="AFBECC"/>
+                <w:sz w:val="19"/>
+                <w:szCs w:val="19"/>
+              </w:rPr>
+              <w:t xml:space="preserve">_______________</w:t>
+            </w:r>
+          </w:p>
+          <w:p>
+            <w:pPr>
+              <w:pBdr>
+                <w:bottom w:val="single" w:color="AFBECC" w:sz="6"/>
+              </w:pBdr>
+              <w:spacing w:after="30" w:before="150"/>
+            </w:pPr>
+            <w:r>
+              <w:t xml:space="preserve"/>
+            </w:r>
+          </w:p>
+          <w:p>
+            <w:pPr>
+              <w:spacing w:after="40" w:before="80"/>
+            </w:pPr>
+            <w:r>
+              <w:rPr>
+                <w:b/>
+                <w:bCs/>
+                <w:color w:val="1FA6A2"/>
+                <w:sz w:val="19"/>
+                <w:szCs w:val="19"/>
+              </w:rPr>
+              <w:t xml:space="preserve">Therefore... </w:t>
+            </w:r>
+            <w:r>
+              <w:rPr>
+                <w:color w:val="AFBECC"/>
+                <w:sz w:val="19"/>
+                <w:szCs w:val="19"/>
+              </w:rPr>
+              <w:t xml:space="preserve">______________</w:t>
+            </w:r>
+          </w:p>
+          <w:p>
+            <w:pPr>
+              <w:pBdr>
+                <w:bottom w:val="single" w:color="AFBECC" w:sz="6"/>
+              </w:pBdr>
+              <w:spacing w:after="30" w:before="150"/>
             </w:pPr>
             <w:r>
               <w:t xml:space="preserve"/>
@@ -4189,84 +4813,7 @@
     </w:tbl>
     <w:p>
       <w:pPr>
-        <w:keepNext/>
-        <w:spacing w:after="60" w:before="160"/>
-      </w:pPr>
-      <w:r>
-        <w:rPr>
-          <w:b/>
-          <w:bCs/>
-          <w:color w:val="12355B"/>
-          <w:sz w:val="22"/>
-          <w:szCs w:val="22"/>
-        </w:rPr>
-        <w:t xml:space="preserve">2.  </w:t>
-      </w:r>
-      <w:r>
-        <w:rPr>
-          <w:b/>
-          <w:bCs/>
-          <w:sz w:val="21"/>
-          <w:szCs w:val="21"/>
-        </w:rPr>
-        <w:t xml:space="preserve">Which property lets you rearrange 8 × 5 to 5 × 8?</w:t>
-      </w:r>
-    </w:p>
-    <w:p>
-      <w:pPr>
-        <w:spacing w:after="40"/>
-        <w:ind w:left="420"/>
-      </w:pPr>
-      <w:r>
-        <w:rPr>
-          <w:sz w:val="20"/>
-          <w:szCs w:val="20"/>
-        </w:rPr>
-        <w:t xml:space="preserve">A)  Associative Property</w:t>
-      </w:r>
-    </w:p>
-    <w:p>
-      <w:pPr>
-        <w:spacing w:after="40"/>
-        <w:ind w:left="420"/>
-      </w:pPr>
-      <w:r>
-        <w:rPr>
-          <w:sz w:val="20"/>
-          <w:szCs w:val="20"/>
-        </w:rPr>
-        <w:t xml:space="preserve">B)  Identity Property</w:t>
-      </w:r>
-    </w:p>
-    <w:p>
-      <w:pPr>
-        <w:spacing w:after="40"/>
-        <w:ind w:left="420"/>
-      </w:pPr>
-      <w:r>
-        <w:rPr>
-          <w:sz w:val="20"/>
-          <w:szCs w:val="20"/>
-        </w:rPr>
-        <w:t xml:space="preserve">C)  Distributive Property</w:t>
-      </w:r>
-    </w:p>
-    <w:p>
-      <w:pPr>
-        <w:spacing w:after="40"/>
-        <w:ind w:left="420"/>
-      </w:pPr>
-      <w:r>
-        <w:rPr>
-          <w:sz w:val="20"/>
-          <w:szCs w:val="20"/>
-        </w:rPr>
-        <w:t xml:space="preserve">D)  Commutative Property</w:t>
-      </w:r>
-    </w:p>
-    <w:p>
-      <w:pPr>
-        <w:spacing w:after="20"/>
+        <w:spacing w:after="80"/>
       </w:pPr>
       <w:r>
         <w:t xml:space="preserve"/>
@@ -4274,33 +4821,217 @@
     </w:p>
     <w:tbl>
       <w:tblPr>
-        <w:tblW w:type="pct" w:w="100%"/>
+        <w:tblW w:type="dxa" w:w="9360"/>
         <w:tblBorders>
           <w:top w:val="single" w:color="C7D2DD" w:sz="6"/>
           <w:left w:val="single" w:color="C7D2DD" w:sz="6"/>
           <w:bottom w:val="single" w:color="C7D2DD" w:sz="6"/>
           <w:right w:val="single" w:color="C7D2DD" w:sz="6"/>
-          <w:insideH w:val="single" w:color="auto" w:sz="4"/>
-          <w:insideV w:val="single" w:color="auto" w:sz="4"/>
+          <w:insideH w:val="single" w:color="C7D2DD" w:sz="6"/>
+          <w:insideV w:val="single" w:color="C7D2DD" w:sz="6"/>
         </w:tblBorders>
       </w:tblPr>
       <w:tblGrid>
-        <w:gridCol w:w="100"/>
+        <w:gridCol w:w="2800"/>
+        <w:gridCol w:w="3560"/>
+        <w:gridCol w:w="3000"/>
       </w:tblGrid>
       <w:tr>
-        <w:tc>
-          <w:tcPr>
+        <w:trPr>
+          <w:cantSplit/>
+          <w:tblHeader/>
+        </w:trPr>
+        <w:tc>
+          <w:tcPr>
+            <w:tcW w:type="dxa" w:w="2800"/>
+            <w:shd w:fill="EEF4F8" w:color="auto" w:val="clear"/>
+            <w:tcMar>
+              <w:top w:type="dxa" w:w="60"/>
+              <w:left w:type="dxa" w:w="100"/>
+              <w:bottom w:type="dxa" w:w="60"/>
+              <w:right w:type="dxa" w:w="100"/>
+            </w:tcMar>
+          </w:tcPr>
+          <w:p>
+            <w:pPr>
+              <w:spacing w:after="0"/>
+            </w:pPr>
+            <w:r>
+              <w:rPr>
+                <w:b/>
+                <w:bCs/>
+                <w:color w:val="12355B"/>
+                <w:sz w:val="16"/>
+                <w:szCs w:val="16"/>
+              </w:rPr>
+              <w:t xml:space="preserve">CORE PROBLEM / GIVEN REPRESENTATION</w:t>
+            </w:r>
+          </w:p>
+        </w:tc>
+        <w:tc>
+          <w:tcPr>
+            <w:tcW w:type="dxa" w:w="3560"/>
+            <w:shd w:fill="EEF4F8" w:color="auto" w:val="clear"/>
+            <w:tcMar>
+              <w:top w:type="dxa" w:w="60"/>
+              <w:left w:type="dxa" w:w="100"/>
+              <w:bottom w:type="dxa" w:w="60"/>
+              <w:right w:type="dxa" w:w="100"/>
+            </w:tcMar>
+          </w:tcPr>
+          <w:p>
+            <w:pPr>
+              <w:spacing w:after="0"/>
+            </w:pPr>
+            <w:r>
+              <w:rPr>
+                <w:b/>
+                <w:bCs/>
+                <w:color w:val="12355B"/>
+                <w:sz w:val="16"/>
+                <w:szCs w:val="16"/>
+              </w:rPr>
+              <w:t xml:space="preserve">WORKING SPACE / CALCULATION STEPS</w:t>
+            </w:r>
+          </w:p>
+        </w:tc>
+        <w:tc>
+          <w:tcPr>
+            <w:tcW w:type="dxa" w:w="3000"/>
             <w:shd w:fill="FBF3E2" w:color="auto" w:val="clear"/>
             <w:tcMar>
               <w:top w:type="dxa" w:w="60"/>
-              <w:left w:type="dxa" w:w="120"/>
+              <w:left w:type="dxa" w:w="100"/>
               <w:bottom w:type="dxa" w:w="60"/>
-              <w:right w:type="dxa" w:w="120"/>
-            </w:tcMar>
-          </w:tcPr>
-          <w:p>
-            <w:pPr>
-              <w:spacing w:after="0" w:line="320"/>
+              <w:right w:type="dxa" w:w="100"/>
+            </w:tcMar>
+          </w:tcPr>
+          <w:p>
+            <w:pPr>
+              <w:spacing w:after="0"/>
+            </w:pPr>
+            <w:r>
+              <w:rPr>
+                <w:b/>
+                <w:bCs/>
+                <w:color w:val="B97A12"/>
+                <w:sz w:val="16"/>
+                <w:szCs w:val="16"/>
+              </w:rPr>
+              <w:t xml:space="preserve">EXPLAIN YOUR REASONING</w:t>
+            </w:r>
+          </w:p>
+        </w:tc>
+      </w:tr>
+      <w:tr>
+        <w:trPr>
+          <w:cantSplit/>
+        </w:trPr>
+        <w:tc>
+          <w:tcPr>
+            <w:tcW w:type="dxa" w:w="2800"/>
+            <w:tcMar>
+              <w:top w:type="dxa" w:w="80"/>
+              <w:left w:type="dxa" w:w="100"/>
+              <w:bottom w:type="dxa" w:w="80"/>
+              <w:right w:type="dxa" w:w="100"/>
+            </w:tcMar>
+            <w:vAlign w:val="top"/>
+          </w:tcPr>
+          <w:p>
+            <w:pPr>
+              <w:spacing w:after="60"/>
+            </w:pPr>
+            <w:r>
+              <w:rPr>
+                <w:b/>
+                <w:bCs/>
+                <w:color w:val="12355B"/>
+                <w:sz w:val="21"/>
+                <w:szCs w:val="21"/>
+              </w:rPr>
+              <w:t xml:space="preserve">2.  </w:t>
+            </w:r>
+            <w:r>
+              <w:rPr>
+                <w:b/>
+                <w:bCs/>
+                <w:sz w:val="20"/>
+                <w:szCs w:val="20"/>
+              </w:rPr>
+              <w:t xml:space="preserve">Which property lets you rearrange 8 × 5 to 5 × 8?</w:t>
+            </w:r>
+          </w:p>
+          <w:p>
+            <w:pPr>
+              <w:spacing w:after="30"/>
+              <w:ind w:left="180"/>
+            </w:pPr>
+            <w:r>
+              <w:rPr>
+                <w:sz w:val="19"/>
+                <w:szCs w:val="19"/>
+              </w:rPr>
+              <w:t xml:space="preserve">A)  Associative Property</w:t>
+            </w:r>
+          </w:p>
+          <w:p>
+            <w:pPr>
+              <w:spacing w:after="30"/>
+              <w:ind w:left="180"/>
+            </w:pPr>
+            <w:r>
+              <w:rPr>
+                <w:sz w:val="19"/>
+                <w:szCs w:val="19"/>
+              </w:rPr>
+              <w:t xml:space="preserve">B)  Identity Property</w:t>
+            </w:r>
+          </w:p>
+          <w:p>
+            <w:pPr>
+              <w:spacing w:after="30"/>
+              <w:ind w:left="180"/>
+            </w:pPr>
+            <w:r>
+              <w:rPr>
+                <w:sz w:val="19"/>
+                <w:szCs w:val="19"/>
+              </w:rPr>
+              <w:t xml:space="preserve">C)  Distributive Property</w:t>
+            </w:r>
+          </w:p>
+          <w:p>
+            <w:pPr>
+              <w:spacing w:after="30"/>
+              <w:ind w:left="180"/>
+            </w:pPr>
+            <w:r>
+              <w:rPr>
+                <w:sz w:val="19"/>
+                <w:szCs w:val="19"/>
+              </w:rPr>
+              <w:t xml:space="preserve">D)  Commutative Property</w:t>
+            </w:r>
+          </w:p>
+        </w:tc>
+        <w:tc>
+          <w:tcPr>
+            <w:tcW w:type="dxa" w:w="3560"/>
+            <w:tcMar>
+              <w:top w:type="dxa" w:w="80"/>
+              <w:left w:type="dxa" w:w="100"/>
+              <w:bottom w:type="dxa" w:w="80"/>
+              <w:right w:type="dxa" w:w="100"/>
+            </w:tcMar>
+            <w:vAlign w:val="top"/>
+          </w:tcPr>
+          <w:p>
+            <w:pPr>
+              <w:pBdr>
+                <w:bottom w:val="single" w:color="AFBECC" w:sz="6"/>
+              </w:pBdr>
+              <w:spacing w:after="30" w:before="150"/>
             </w:pPr>
             <w:r>
               <w:t xml:space="preserve"/>
@@ -4308,7 +5039,147 @@
           </w:p>
           <w:p>
             <w:pPr>
-              <w:spacing w:after="0" w:line="320"/>
+              <w:pBdr>
+                <w:bottom w:val="single" w:color="AFBECC" w:sz="6"/>
+              </w:pBdr>
+              <w:spacing w:after="30" w:before="150"/>
+            </w:pPr>
+            <w:r>
+              <w:t xml:space="preserve"/>
+            </w:r>
+          </w:p>
+          <w:p>
+            <w:pPr>
+              <w:pBdr>
+                <w:bottom w:val="single" w:color="AFBECC" w:sz="6"/>
+              </w:pBdr>
+              <w:spacing w:after="30" w:before="150"/>
+            </w:pPr>
+            <w:r>
+              <w:t xml:space="preserve"/>
+            </w:r>
+          </w:p>
+          <w:p>
+            <w:pPr>
+              <w:pBdr>
+                <w:bottom w:val="single" w:color="AFBECC" w:sz="6"/>
+              </w:pBdr>
+              <w:spacing w:after="30" w:before="150"/>
+            </w:pPr>
+            <w:r>
+              <w:t xml:space="preserve"/>
+            </w:r>
+          </w:p>
+        </w:tc>
+        <w:tc>
+          <w:tcPr>
+            <w:tcW w:type="dxa" w:w="3000"/>
+            <w:shd w:fill="FBF3E2" w:color="auto" w:val="clear"/>
+            <w:tcMar>
+              <w:top w:type="dxa" w:w="80"/>
+              <w:left w:type="dxa" w:w="100"/>
+              <w:bottom w:type="dxa" w:w="80"/>
+              <w:right w:type="dxa" w:w="100"/>
+            </w:tcMar>
+            <w:vAlign w:val="top"/>
+          </w:tcPr>
+          <w:p>
+            <w:pPr>
+              <w:spacing w:after="40"/>
+            </w:pPr>
+            <w:r>
+              <w:rPr>
+                <w:b/>
+                <w:bCs/>
+                <w:color w:val="12355B"/>
+                <w:sz w:val="19"/>
+                <w:szCs w:val="19"/>
+              </w:rPr>
+              <w:t xml:space="preserve">Because... </w:t>
+            </w:r>
+            <w:r>
+              <w:rPr>
+                <w:color w:val="AFBECC"/>
+                <w:sz w:val="19"/>
+                <w:szCs w:val="19"/>
+              </w:rPr>
+              <w:t xml:space="preserve">________________</w:t>
+            </w:r>
+          </w:p>
+          <w:p>
+            <w:pPr>
+              <w:pBdr>
+                <w:bottom w:val="single" w:color="AFBECC" w:sz="6"/>
+              </w:pBdr>
+              <w:spacing w:after="30" w:before="150"/>
+            </w:pPr>
+            <w:r>
+              <w:t xml:space="preserve"/>
+            </w:r>
+          </w:p>
+          <w:p>
+            <w:pPr>
+              <w:spacing w:after="40" w:before="80"/>
+            </w:pPr>
+            <w:r>
+              <w:rPr>
+                <w:b/>
+                <w:bCs/>
+                <w:color w:val="6B4FA0"/>
+                <w:sz w:val="19"/>
+                <w:szCs w:val="19"/>
+              </w:rPr>
+              <w:t xml:space="preserve">Although... </w:t>
+            </w:r>
+            <w:r>
+              <w:rPr>
+                <w:color w:val="AFBECC"/>
+                <w:sz w:val="19"/>
+                <w:szCs w:val="19"/>
+              </w:rPr>
+              <w:t xml:space="preserve">_______________</w:t>
+            </w:r>
+          </w:p>
+          <w:p>
+            <w:pPr>
+              <w:pBdr>
+                <w:bottom w:val="single" w:color="AFBECC" w:sz="6"/>
+              </w:pBdr>
+              <w:spacing w:after="30" w:before="150"/>
+            </w:pPr>
+            <w:r>
+              <w:t xml:space="preserve"/>
+            </w:r>
+          </w:p>
+          <w:p>
+            <w:pPr>
+              <w:spacing w:after="40" w:before="80"/>
+            </w:pPr>
+            <w:r>
+              <w:rPr>
+                <w:b/>
+                <w:bCs/>
+                <w:color w:val="1FA6A2"/>
+                <w:sz w:val="19"/>
+                <w:szCs w:val="19"/>
+              </w:rPr>
+              <w:t xml:space="preserve">Therefore... </w:t>
+            </w:r>
+            <w:r>
+              <w:rPr>
+                <w:color w:val="AFBECC"/>
+                <w:sz w:val="19"/>
+                <w:szCs w:val="19"/>
+              </w:rPr>
+              <w:t xml:space="preserve">______________</w:t>
+            </w:r>
+          </w:p>
+          <w:p>
+            <w:pPr>
+              <w:pBdr>
+                <w:bottom w:val="single" w:color="AFBECC" w:sz="6"/>
+              </w:pBdr>
+              <w:spacing w:after="30" w:before="150"/>
             </w:pPr>
             <w:r>
               <w:t xml:space="preserve"/>
@@ -4317,6 +5188,14 @@
         </w:tc>
       </w:tr>
     </w:tbl>
+    <w:p>
+      <w:pPr>
+        <w:spacing w:after="80"/>
+      </w:pPr>
+      <w:r>
+        <w:t xml:space="preserve"/>
+      </w:r>
+    </w:p>
     <w:p>
       <w:pPr>
         <w:pStyle w:val="Heading1"/>
@@ -4435,6 +5314,149 @@
         <w:t xml:space="preserve"/>
       </w:r>
     </w:p>
+    <w:p>
+      <w:pPr>
+        <w:spacing w:after="60"/>
+      </w:pPr>
+      <w:r>
+        <w:t xml:space="preserve"/>
+      </w:r>
+    </w:p>
+    <w:tbl>
+      <w:tblPr>
+        <w:tblW w:type="dxa" w:w="9360"/>
+        <w:tblBorders>
+          <w:top w:val="single" w:color="C7D2DD" w:sz="6"/>
+          <w:left w:val="single" w:color="C7D2DD" w:sz="6"/>
+          <w:bottom w:val="single" w:color="C7D2DD" w:sz="6"/>
+          <w:right w:val="single" w:color="C7D2DD" w:sz="6"/>
+          <w:insideH w:val="single" w:color="C7D2DD" w:sz="6"/>
+          <w:insideV w:val="single" w:color="C7D2DD" w:sz="6"/>
+        </w:tblBorders>
+      </w:tblPr>
+      <w:tblGrid>
+        <w:gridCol w:w="3120"/>
+        <w:gridCol w:w="3120"/>
+        <w:gridCol w:w="3120"/>
+      </w:tblGrid>
+      <w:tr>
+        <w:trPr>
+          <w:cantSplit/>
+          <w:tblHeader/>
+        </w:trPr>
+        <w:tc>
+          <w:tcPr>
+            <w:tcW w:type="dxa" w:w="9360"/>
+            <w:gridSpan w:val="3"/>
+            <w:shd w:fill="EEF4F8" w:color="auto" w:val="clear"/>
+            <w:tcMar>
+              <w:top w:type="dxa" w:w="60"/>
+              <w:left w:type="dxa" w:w="100"/>
+              <w:bottom w:type="dxa" w:w="60"/>
+              <w:right w:type="dxa" w:w="100"/>
+            </w:tcMar>
+          </w:tcPr>
+          <w:p>
+            <w:pPr>
+              <w:spacing w:after="0"/>
+            </w:pPr>
+            <w:r>
+              <w:rPr>
+                <w:b/>
+                <w:bCs/>
+                <w:color w:val="12355B"/>
+                <w:sz w:val="18"/>
+                <w:szCs w:val="18"/>
+              </w:rPr>
+              <w:t xml:space="preserve">EXIT CHECK · 3-POINT SELF-ASSESSMENT CHECKLIST</w:t>
+            </w:r>
+          </w:p>
+        </w:tc>
+      </w:tr>
+      <w:tr>
+        <w:trPr>
+          <w:cantSplit/>
+        </w:trPr>
+        <w:tc>
+          <w:tcPr>
+            <w:tcW w:type="dxa" w:w="3120"/>
+            <w:tcMar>
+              <w:top w:type="dxa" w:w="80"/>
+              <w:left w:type="dxa" w:w="100"/>
+              <w:bottom w:type="dxa" w:w="80"/>
+              <w:right w:type="dxa" w:w="100"/>
+            </w:tcMar>
+          </w:tcPr>
+          <w:p>
+            <w:pPr>
+              <w:spacing w:after="0"/>
+            </w:pPr>
+            <w:r>
+              <w:rPr>
+                <w:b/>
+                <w:bCs/>
+                <w:color w:val="1A2733"/>
+                <w:sz w:val="18"/>
+                <w:szCs w:val="18"/>
+              </w:rPr>
+              <w:t xml:space="preserve">☐ 1. Units &amp; Labels Verified</w:t>
+            </w:r>
+          </w:p>
+        </w:tc>
+        <w:tc>
+          <w:tcPr>
+            <w:tcW w:type="dxa" w:w="3120"/>
+            <w:tcMar>
+              <w:top w:type="dxa" w:w="80"/>
+              <w:left w:type="dxa" w:w="100"/>
+              <w:bottom w:type="dxa" w:w="80"/>
+              <w:right w:type="dxa" w:w="100"/>
+            </w:tcMar>
+          </w:tcPr>
+          <w:p>
+            <w:pPr>
+              <w:spacing w:after="0"/>
+            </w:pPr>
+            <w:r>
+              <w:rPr>
+                <w:b/>
+                <w:bCs/>
+                <w:color w:val="1A2733"/>
+                <w:sz w:val="18"/>
+                <w:szCs w:val="18"/>
+              </w:rPr>
+              <w:t xml:space="preserve">☐ 2. Reasoning Stated (Because / Although / Therefore)</w:t>
+            </w:r>
+          </w:p>
+        </w:tc>
+        <w:tc>
+          <w:tcPr>
+            <w:tcW w:type="dxa" w:w="3120"/>
+            <w:tcMar>
+              <w:top w:type="dxa" w:w="80"/>
+              <w:left w:type="dxa" w:w="100"/>
+              <w:bottom w:type="dxa" w:w="80"/>
+              <w:right w:type="dxa" w:w="100"/>
+            </w:tcMar>
+          </w:tcPr>
+          <w:p>
+            <w:pPr>
+              <w:spacing w:after="0"/>
+            </w:pPr>
+            <w:r>
+              <w:rPr>
+                <w:b/>
+                <w:bCs/>
+                <w:color w:val="1A2733"/>
+                <w:sz w:val="18"/>
+                <w:szCs w:val="18"/>
+              </w:rPr>
+              <w:t xml:space="preserve">☐ 3. Calculations Double-Checked</w:t>
+            </w:r>
+          </w:p>
+        </w:tc>
+      </w:tr>
+    </w:tbl>
     <w:sectPr>
       <w:headerReference w:type="default" r:id="rId7"/>
       <w:footerReference w:type="default" r:id="rId8"/>
